--- a/dist/BO_NOP_HOAN_CHINH_2026-06/1_papers/P9_MIR/01_manuscript_blinded.docx
+++ b/dist/BO_NOP_HOAN_CHINH_2026-06/1_papers/P9_MIR/01_manuscript_blinded.docx
@@ -140,7 +140,7 @@
         <w:pStyle w:val="FirstParagraph"/>
       </w:pPr>
       <w:r>
-        <w:t xml:space="preserve">This study examines whether the inverted-U relationship between export intensity and firm productivity among Indian private firms is structurally durable across the 2014 to 2025 institutional and digital transformation decade (demonetisation, GST, IBC, UPI saturation, PLI, Atmanirbhar Bharat), and whether technological and digital capabilities moderate the threshold. Three World Bank Enterprise Survey waves for India (2014 PICS3, 2022 BEE, 2025 BREADY; analytic N = 28,717) are estimated by OLS with HC1 robust standard errors, quadratic FSTS terms, and capability interactions; Lind–Mehlum U-tests verify the inverted-U per wave and Paternoster z-tests evaluate 2014-versus-2025 coefficient equality, with the April 2016 UPI rollout providing a quasi-experiment for digital saturation. The inverted-U structurally collapses: the turning point migrates from FSTS = 61.8 per cent (2014) to 40.7 per cent (2022), and by 2025 the curvature term is insignificant (β₂ = −0.16, p = 0.42) and the relationship is monotonically negative. Paternoster z-tests reject coefficient equality for the linear (z = −7.94) and quadratic (z = +4.17) terms (both p &lt; 0.0001), and the UPI Tier-2 e-payment interaction is negative (FSTS × DAI_epay = −4.02, p = 0.004). The study provides the first firm-level evidence that extreme institutional transformation can dissolve, rather than relocate, the inverted-U threshold, identifying a previously untested scope condition for the Lu and Beamish (2004) claim: the threshold is conditional on institutional stability. The authors’ earlier work (Do and Phan, 2025) is acknowledged as prior author work.</w:t>
+        <w:t xml:space="preserve">This study examines whether the inverted-U relationship between export intensity and firm productivity among Indian private firms is structurally durable across the 2014 to 2025 institutional and digital transformation decade (demonetisation, GST, IBC, UPI saturation, PLI, Atmanirbhar Bharat), and whether technological and digital capabilities moderate the threshold. Three World Bank Enterprise Survey waves for India (2014 PICS3, 2022 BEE, 2025 BREADY; analytic N = 28,717) are estimated by OLS with HC1 robust standard errors, quadratic FSTS terms, and capability interactions; Lind–Mehlum U-tests verify the inverted-U per wave and Paternoster z-tests evaluate 2014-versus-2025 coefficient equality, with the April 2016 UPI rollout providing a quasi-experiment for digital saturation. The inverted-U structurally collapses: the turning point migrates from FSTS = 61.8 per cent (2014) to 40.7 per cent (2022), and by 2025 the curvature term is insignificant (β₂ = −0.16, p = 0.42) and the relationship is monotonically negative. Paternoster z-tests reject coefficient equality for the linear (z = −7.94) and quadratic (z = +4.17) terms (both p &lt; 0.0001), and the UPI Tier-2 e-payment interaction is negative (FSTS × DAI_epay = −4.02, p = 0.004). The study provides the first firm-level evidence that extreme institutional transformation can dissolve, rather than relocate, the inverted-U threshold, identifying a previously untested scope condition for the Lu and Beamish (2004) claim: the threshold is conditional on institutional stability. The authors’ earlier work (Authors, 2025) is acknowledged as prior author work.</w:t>
       </w:r>
     </w:p>
     <w:p>
@@ -277,7 +277,7 @@
         </w:numPr>
       </w:pPr>
       <w:r>
-        <w:t xml:space="preserve">Complements but does not duplicate prior author work on TMT moderation in Indian firms (Do &amp; Phan, 2025, IntechOpen).</w:t>
+        <w:t xml:space="preserve">Complements but does not duplicate prior author work on TMT moderation in Indian firms (Authors, 2025).</w:t>
       </w:r>
     </w:p>
     <w:p>
@@ -334,7 +334,7 @@
         <w:pStyle w:val="BodyText"/>
       </w:pPr>
       <w:r>
-        <w:t xml:space="preserve">This study extends but does not duplicate the authors’ earlier work on Indian firms. Do and Phan (2025) examined a matched sub-sample of 380 firms across two waves. That study used a linear specification of degree of internationalisation, the Uppsala (Johanson and Vahlne, 1977) and Upper Echelons (Hambrick and Mason, 1984) frameworks, feasible generalised least squares estimation, and top-management-team moderation as the central research question. The present study uses a different theoretical lens (the institutions-based view), a different specification (quadratic inverted-U with Lind–Mehlum testing), a different sample (the full WBES across three waves), a different method (ordinary least squares with heteroscedasticity-robust and state-clustered standard errors), and a different research question (threshold dynamics under institutional shift). The two studies are complementary rather than overlapping. The prior work characterises managerial mechanisms operating within the firm. The present work characterises institutional mechanisms operating on the firm.</w:t>
+        <w:t xml:space="preserve">This study extends but does not duplicate the authors’ earlier work on Indian firms. Authors (2025) examined a matched sub-sample of 380 firms across two waves. That study used a linear specification of degree of internationalisation, the Uppsala (Johanson and Vahlne, 1977) and Upper Echelons (Hambrick and Mason, 1984) frameworks, feasible generalised least squares estimation, and top-management-team moderation as the central research question. The present study uses a different theoretical lens (the institutions-based view), a different specification (quadratic inverted-U with Lind–Mehlum testing), a different sample (the full WBES across three waves), a different method (ordinary least squares with heteroscedasticity-robust and state-clustered standard errors), and a different research question (threshold dynamics under institutional shift). The two studies are complementary rather than overlapping. The prior work characterises managerial mechanisms operating within the firm. The present work characterises institutional mechanisms operating on the firm.</w:t>
       </w:r>
     </w:p>
     <w:p>
@@ -6976,7 +6976,7 @@
         <w:pStyle w:val="BodyText"/>
       </w:pPr>
       <w:r>
-        <w:t xml:space="preserve">The five robustness specifications reported in §4.6 reinforce the structural interpretation. The manufacturing-only sub-sample confirms the cross-wave shift with Paternoster z-tests within 12 per cent of full-sample magnitudes. This rules out service-firm composition as a driver. The trimmed-FSTS specification rules out extreme exporter influence. The size sub-sample analysis reveals a finer nuance. The 2014 inverted-U was concentrated in larger firms (employees ≥ 100). The pattern extended to smaller firms only by 2022 before collapsing for both segments in 2025. This pattern is consistent with the documented broadening of SME exporter participation under the 2014 to 2020 export-promotion policy expansion, followed by its post-2020 reversal under Atmanirbhar Bharat. The pattern is not consistent with a measurement-induced collapse.</w:t>
+        <w:t xml:space="preserve">The five robustness specifications reported in Section 4.6 reinforce the structural interpretation. The manufacturing-only sub-sample confirms the cross-wave shift with Paternoster z-tests within 12 per cent of full-sample magnitudes. This rules out service-firm composition as a driver. The trimmed-FSTS specification rules out extreme exporter influence. The size sub-sample analysis reveals a finer nuance. The 2014 inverted-U was concentrated in larger firms (employees ≥ 100). The pattern extended to smaller firms only by 2022 before collapsing for both segments in 2025. This pattern is consistent with the documented broadening of SME exporter participation under the 2014 to 2020 export-promotion policy expansion, followed by its post-2020 reversal under Atmanirbhar Bharat. The pattern is not consistent with a measurement-induced collapse.</w:t>
       </w:r>
     </w:p>
     <w:bookmarkEnd w:id="53"/>
@@ -7158,7 +7158,7 @@
         <w:pStyle w:val="FirstParagraph"/>
       </w:pPr>
       <w:r>
-        <w:t xml:space="preserve">The findings are bounded in five ways. Firstly, the three waves are independent cross-sections rather than within-firm panels. Within-firm causal claims are not supported. Secondly, the 2014, 2022, and 2025 instruments are not identical. However, the monotone trajectory across the 2022 bridge supports a structural rather than artifactual interpretation. Thirdly, DAI Tier-2 is measured only in 2025, restricting Tier-1-versus-Tier-2 comparisons to the post-UPI wave. Fourthly, standard errors are heteroscedasticity-robust (HC1) in the primary specification and state-clustered (approximately 24 clusters) in the robustness specification. With this cluster count, the asymptotic justification for cluster-robust inference is borderline. Wild cluster bootstrap (Cameron et al., 2008; MacKinnon and Webb, 2017) would tighten inference in revision. Fifthly, the DAI_epay endogeneity concern noted in §5.2 remains unresolved and qualifies the H4b reinterpretation.</w:t>
+        <w:t xml:space="preserve">The findings are bounded in five ways. Firstly, the three waves are independent cross-sections rather than within-firm panels. Within-firm causal claims are not supported. Secondly, the 2014, 2022, and 2025 instruments are not identical. However, the monotone trajectory across the 2022 bridge supports a structural rather than artifactual interpretation. Thirdly, DAI Tier-2 is measured only in 2025, restricting Tier-1-versus-Tier-2 comparisons to the post-UPI wave. Fourthly, standard errors are heteroscedasticity-robust (HC1) in the primary specification and state-clustered (approximately 24 clusters) in the robustness specification. With this cluster count, the asymptotic justification for cluster-robust inference is borderline. Wild cluster bootstrap (Cameron et al., 2008; MacKinnon and Webb, 2017) would tighten inference in revision. Fifthly, the DAI_epay endogeneity concern noted in Section 5.2 remains unresolved and qualifies the H4b reinterpretation.</w:t>
       </w:r>
     </w:p>
     <w:bookmarkEnd w:id="58"/>
@@ -7177,7 +7177,7 @@
         <w:pStyle w:val="FirstParagraph"/>
       </w:pPr>
       <w:r>
-        <w:t xml:space="preserve">The substantive limitations are detailed in §5.6. One further measurement caveat warrants emphasis: the 2025 wave coincides with a sharp contraction in export engagement (mean FSTS falls from 7.2 per cent in 2014 to 2.7 per cent in 2025, and the number of firms above 50 per cent FSTS falls from 536 to 141), so the loss of significant quadratic curvature in 2025 partly reflects reduced identifying variation in the high-export tail. The threshold-dissolution finding should therefore be read as conditional on the post-Atmanirbhar export contraction. Importantly, however, the sign of the low-export slope itself reverses, from a positive ascending limb in 2014 to a monotone negative relationship in 2025, a qualitative change that thinner tail support alone does not generate. Three additional directions for future research follow from them.</w:t>
+        <w:t xml:space="preserve">The substantive limitations are detailed in Section 5.6. One further measurement caveat warrants emphasis: the 2025 wave coincides with a sharp contraction in export engagement (mean FSTS falls from 7.2 per cent in 2014 to 2.7 per cent in 2025, and the number of firms above 50 per cent FSTS falls from 536 to 141), so the loss of significant quadratic curvature in 2025 partly reflects reduced identifying variation in the high-export tail. The threshold-dissolution finding should therefore be read as conditional on the post-Atmanirbhar export contraction. Importantly, however, the sign of the low-export slope itself reverses, from a positive ascending limb in 2014 to a monotone negative relationship in 2025, a qualitative change that thinner tail support alone does not generate. Three additional directions for future research follow from them.</w:t>
       </w:r>
     </w:p>
     <w:p>
@@ -7201,7 +7201,7 @@
         <w:pStyle w:val="BodyText"/>
       </w:pPr>
       <w:r>
-        <w:t xml:space="preserve">Thirdly, the authors’ prior work (Do and Phan, 2025) examined top-management-team moderators of a linear DOI-performance relationship in a matched sub-sample of 380 Indian firms. The two studies are complementary. The prior work characterises managerial mechanisms operating within the firm. The present study characterises institutional mechanisms operating on the firm. A unified treatment of TMT moderation and institutional scope conditions, feasible if the matched panel can be expanded, would address both the within-firm and the between-environment determinants of the I-P relationship.</w:t>
+        <w:t xml:space="preserve">Thirdly, the authors’ prior work (Authors, 2025) examined top-management-team moderators of a linear DOI-performance relationship in a matched sub-sample of 380 Indian firms. The two studies are complementary. The prior work characterises managerial mechanisms operating within the firm. The present study characterises institutional mechanisms operating on the firm. A unified treatment of TMT moderation and institutional scope conditions, feasible if the matched panel can be expanded, would address both the within-firm and the between-environment determinants of the I-P relationship.</w:t>
       </w:r>
     </w:p>
     <w:p>
@@ -7234,7 +7234,7 @@
         <w:pStyle w:val="BodyText"/>
       </w:pPr>
       <w:r>
-        <w:t xml:space="preserve">The authors also acknowledge an earlier related work (Do and Phan, 2025, IntechOpen, DOI 10.5772/intechopen.1011012) which examined top-management-team moderators on the linear internationalisation–performance relationship in a matched sub-sample of 380 Indian firms. The present manuscript adopts a different theoretical lens (the institutions-based view), empirical specification (quadratic inverted-U), and research question (threshold durability) using the full WBES samples. The two studies are intended to be complementary rather than overlapping.</w:t>
+        <w:t xml:space="preserve">The authors also acknowledge an earlier related work (Authors, 2025) which examined top-management-team moderators on the linear internationalisation–performance relationship in a matched sub-sample of 380 Indian firms. The present manuscript adopts a different theoretical lens (the institutions-based view), empirical specification (quadratic inverted-U), and research question (threshold durability) using the full WBES samples. The two studies are intended to be complementary rather than overlapping.</w:t>
       </w:r>
     </w:p>
     <w:bookmarkEnd w:id="61"/>
@@ -7691,35 +7691,7 @@
         <w:pStyle w:val="BodyText"/>
       </w:pPr>
       <w:r>
-        <w:t xml:space="preserve">Do, T.H. and Phan, A.T. (2025),</w:t>
-      </w:r>
-      <w:r>
-        <w:t xml:space="preserve"> </w:t>
-      </w:r>
-      <w:r>
-        <w:t xml:space="preserve">“</w:t>
-      </w:r>
-      <w:r>
-        <w:t xml:space="preserve">Internationalization and firm performance of firms in India: the role of top management</w:t>
-      </w:r>
-      <w:r>
-        <w:t xml:space="preserve">”</w:t>
-      </w:r>
-      <w:r>
-        <w:t xml:space="preserve">, in</w:t>
-      </w:r>
-      <w:r>
-        <w:t xml:space="preserve"> </w:t>
-      </w:r>
-      <w:r>
-        <w:rPr>
-          <w:iCs/>
-          <w:i/>
-        </w:rPr>
-        <w:t xml:space="preserve">International Business Research, Traditional and Creative Approaches</w:t>
-      </w:r>
-      <w:r>
-        <w:t xml:space="preserve">, IntechOpen, London, available at: https://doi.org/10.5772/intechopen.1011012</w:t>
+        <w:t xml:space="preserve">Authors (2025). Details omitted for double-blind review.</w:t>
       </w:r>
     </w:p>
     <w:p>

--- a/dist/BO_NOP_HOAN_CHINH_2026-06/1_papers/P9_MIR/01_manuscript_blinded.docx
+++ b/dist/BO_NOP_HOAN_CHINH_2026-06/1_papers/P9_MIR/01_manuscript_blinded.docx
@@ -2,7 +2,7 @@
 <file path=word/document.xml><?xml version="1.0" encoding="utf-8"?>
 <w:document xmlns:w="http://schemas.openxmlformats.org/wordprocessingml/2006/main" xmlns:m="http://schemas.openxmlformats.org/officeDocument/2006/math" xmlns:r="http://schemas.openxmlformats.org/officeDocument/2006/relationships" xmlns:o="urn:schemas-microsoft-com:office:office" xmlns:v="urn:schemas-microsoft-com:vml" xmlns:w10="urn:schemas-microsoft-com:office:word" xmlns:a="http://schemas.openxmlformats.org/drawingml/2006/main" xmlns:pic="http://schemas.openxmlformats.org/drawingml/2006/picture" xmlns:wp="http://schemas.openxmlformats.org/drawingml/2006/wordprocessingDrawing">
   <w:body>
-    <w:bookmarkStart w:id="67" w:name="X98c2766033094c9e426ec36001f9803db2358fb"/>
+    <w:bookmarkStart w:id="70" w:name="X98c2766033094c9e426ec36001f9803db2358fb"/>
     <w:p>
       <w:pPr>
         <w:pStyle w:val="Heading1"/>
@@ -140,7 +140,7 @@
         <w:pStyle w:val="FirstParagraph"/>
       </w:pPr>
       <w:r>
-        <w:t xml:space="preserve">This study examines whether the inverted-U relationship between export intensity and firm productivity among Indian private firms is structurally durable across the 2014 to 2025 institutional and digital transformation decade (demonetisation, GST, IBC, UPI saturation, PLI, Atmanirbhar Bharat), and whether technological and digital capabilities moderate the threshold. Three World Bank Enterprise Survey waves for India (2014 PICS3, 2022 BEE, 2025 BREADY; analytic N = 28,717) are estimated by OLS with HC1 robust standard errors, quadratic FSTS terms, and capability interactions; Lind–Mehlum U-tests verify the inverted-U per wave and Paternoster z-tests evaluate 2014-versus-2025 coefficient equality, with the April 2016 UPI rollout providing a quasi-experiment for digital saturation. The inverted-U structurally collapses: the turning point migrates from FSTS = 61.8 per cent (2014) to 40.7 per cent (2022), and by 2025 the curvature term is insignificant (β₂ = −0.16, p = 0.42) and the relationship is monotonically negative. Paternoster z-tests reject coefficient equality for the linear (z = −7.94) and quadratic (z = +4.17) terms (both p &lt; 0.0001), and the UPI Tier-2 e-payment interaction is negative (FSTS × DAI_epay = −4.02, p = 0.004). The study provides the first firm-level evidence that extreme institutional transformation can dissolve, rather than relocate, the inverted-U threshold, identifying a previously untested scope condition for the Lu and Beamish (2004) claim: the threshold is conditional on institutional stability. The authors’ earlier work (Authors, 2025) is acknowledged as prior author work.</w:t>
+        <w:t xml:space="preserve">This study examines whether the inverted-U relationship between export intensity and firm productivity among Indian private firms is structurally durable across the 2014 to 2025 institutional and digital transformation decade (demonetisation, GST, IBC, UPI saturation, PLI, Atmanirbhar Bharat), and whether technological and digital capabilities moderate the threshold. Three World Bank Enterprise Survey waves for India (2014 PICS3, 2022 BEE, 2025 BREADY; analytic N = 28,717) are estimated by OLS with HC1 robust standard errors, quadratic FSTS terms, and capability interactions; Lind–Mehlum U-tests verify the inverted-U per wave and Paternoster z-tests evaluate 2014-versus-2025 coefficient equality, with the April 2016 UPI rollout providing a quasi-experiment for digital saturation. The inverted-U structurally collapses: the turning point migrates from FSTS = 61.8 per cent (2014) to 40.7 per cent (2022), and by 2025 the curvature term is insignificant (β₂ = −0.16, p = 0.42) and the relationship is monotonically negative. Paternoster z-tests reject coefficient equality for the linear (z = −7.94) and quadratic (z = +4.17) terms (both p &lt; 0.0001), and the UPI Tier-2 e-payment interaction is negative (FSTS × DAI_epay = −4.02, p = 0.004). The study provides the first firm-level evidence that extreme institutional transformation can dissolve, rather than relocate, the inverted-U threshold, identifying a previously untested scope condition for the Lu and Beamish (2004) claim: the threshold is conditional on institutional stability. The authors' earlier work (Authors, 2025) is acknowledged as prior author work.</w:t>
       </w:r>
     </w:p>
     <w:p>
@@ -244,7 +244,7 @@
         </w:numPr>
       </w:pPr>
       <w:r>
-        <w:t xml:space="preserve">The collapse coincides with India’s decade of exceptional institutional change: demonetisation, GST, IBC, UPI, PLI, COVID-19, and Atmanirbhar Bharat.</w:t>
+        <w:t xml:space="preserve">The collapse coincides with India's decade of exceptional institutional change: demonetisation, GST, IBC, UPI, PLI, COVID-19, and Atmanirbhar Bharat.</w:t>
       </w:r>
     </w:p>
     <w:p>
@@ -288,7 +288,7 @@
       </w:r>
     </w:p>
     <w:bookmarkEnd w:id="21"/>
-    <w:bookmarkStart w:id="22" w:name="introduction"/>
+    <w:bookmarkStart w:id="22" w:name="Xe3d0fc0bea9a42ce7605565d0964033d7f6ee47"/>
     <w:p>
       <w:pPr>
         <w:pStyle w:val="Heading2"/>
@@ -302,15 +302,15 @@
         <w:pStyle w:val="FirstParagraph"/>
       </w:pPr>
       <w:r>
-        <w:t xml:space="preserve">India between 2014 and 2025 underwent institutional and digital transformation at a pace without obvious historical parallel in the post-independence period of any major emerging economy. The Modi government took office in May 2014 with an explicit reform agenda. Within thirty months, three foundational policy changes redrew the operating environment for private firms. The Insolvency and Bankruptcy Code (May 2016) replaced a fragmented bankruptcy regime. The demonetisation of 86 per cent of currency in circulation (November 2016) imposed an abrupt liquidity contraction whose firm-level effects have been documented as both immediate and persistent (Chodorow-Reich et al., 2020). The Goods and Services Tax (July 2017) replaced a federation of state-level indirect taxes with a single national framework. April 2016 also saw the launch of the Unified Payments Interface (UPI), public digital payment infrastructure that, by 2024, processed more than 12 billion transactions monthly. No developed economy has matched this scale of public digital adoption. The 2020 policy turn redirected national strategy inward. The Atmanirbhar Bharat (self-reliant India) doctrine and the Production-Linked Incentive (PLI) scheme reoriented firm-level capability incentives toward domestic manufacturing scale, even as the COVID-19 pandemic disrupted cross-border supply chains throughout 2020 and 2022. By 2024, India had become the world’s fifth-largest economy and was hosting the G20 presidency. The eleven-year window of this study covers all of this institutional churn.</w:t>
-      </w:r>
-    </w:p>
-    <w:p>
-      <w:pPr>
-        <w:pStyle w:val="BodyText"/>
-      </w:pPr>
-      <w:r>
-        <w:t xml:space="preserve">The internationalisation–performance (I-P) literature offers a sharp prediction against which this setting can be tested. Lu and Beamish (2004), Contractor (2007), and the meta-analytic synthesis by Marano et al. (2016) document an inverted-U relationship between export intensity and firm productivity that has been replicated across geographic contexts, time windows, and performance measures. The relationship is now treated as a near-consensus generalisation. A small but pointed critique (Hennart, 2007; Verbeke and Forootan, 2012) questions specification and measurement; a moderating-conditions literature (Cuervo-Cazurra, 2012; Banalieva et al., 2017) examines how institutional development and firm characteristics shift the relationship. Yet across these literatures, one assumption remains conspicuously untested with within-country longitudinal data: that the inverted-U is structurally invariant to macro institutional change. The assumption is plausible. If the inverted-U reflects the firm-level cost-benefit balance between learning-by-exporting and over-extension costs, and if both sides of this balance are determined predominantly by firm-internal and industry-level mechanisms, then macro institutional shocks should shift the level of productivity without altering the threshold location. The institutions-based view (Peng et al., 2008; Peng et al., 2009) is compatible with this assumption when institutions evolve gradually. India’s reform decade tests the limits of this compatibility.</w:t>
+        <w:t xml:space="preserve">India between 2014 and 2025 underwent institutional and digital transformation at a pace without obvious historical parallel in the post-independence period of any major emerging economy. The Modi government took office in May 2014 with an explicit reform agenda. Within thirty months, three foundational policy changes redrew the operating environment for private firms. The Insolvency and Bankruptcy Code (May 2016) replaced a fragmented bankruptcy regime. The demonetisation of 86 per cent of currency in circulation (November 2016) imposed an abrupt liquidity contraction whose firm-level effects have been documented as both immediate and persistent (Chodorow-Reich et al., 2020). The Goods and Services Tax (July 2017) replaced a federation of state-level indirect taxes with a single national framework. April 2016 also saw the launch of the Unified Payments Interface (UPI), public digital payment infrastructure that, by 2024, processed more than 12 billion transactions monthly. No developed economy has matched this scale of public digital adoption. The 2020 policy turn redirected national strategy inward. The Atmanirbhar Bharat (self-reliant India) doctrine and the Production-Linked Incentive (PLI) scheme reoriented firm-level capability incentives toward domestic manufacturing scale, even as the COVID-19 pandemic disrupted cross-border supply chains throughout 2020 and 2022. By 2024, India had become the world's fifth-largest economy and was hosting the G20 presidency. The eleven-year window of this study covers all of this institutional churn.</w:t>
+      </w:r>
+    </w:p>
+    <w:p>
+      <w:pPr>
+        <w:pStyle w:val="BodyText"/>
+      </w:pPr>
+      <w:r>
+        <w:t xml:space="preserve">The internationalisation–performance (I-P) literature offers a sharp prediction against which this setting can be tested. Lu and Beamish (2004), Contractor (2007), and the meta-analytic synthesis by Marano et al. (2016) document an inverted-U relationship between export intensity and firm productivity that has been replicated across geographic contexts, time windows, and performance measures. The relationship is now treated as a near-consensus generalisation. A small but pointed critique (Hennart, 2007; Verbeke and Forootan, 2012) questions specification and measurement; a moderating-conditions literature (Cuervo-Cazurra, 2012; Banalieva et al., 2017) examines how institutional development and firm characteristics shift the relationship. Yet across these literatures, one assumption remains conspicuously untested with within-country longitudinal data: that the inverted-U is structurally invariant to macro institutional change. The assumption is plausible. If the inverted-U reflects the firm-level cost-benefit balance between learning-by-exporting and over-extension costs, and if both sides of this balance are determined predominantly by firm-internal and industry-level mechanisms, then macro institutional shocks should shift the level of productivity without altering the threshold location. The institutions-based view (Peng et al., 2008; Peng et al., 2009) is compatible with this assumption when institutions evolve gradually. India's reform decade tests the limits of this compatibility.</w:t>
       </w:r>
     </w:p>
     <w:p>
@@ -326,15 +326,15 @@
         <w:pStyle w:val="BodyText"/>
       </w:pPr>
       <w:r>
-        <w:t xml:space="preserve">The analysis tests a baseline inverted-U hypothesis (H1) and four directional hypotheses: a competitive pair on threshold durability (H2a institutional shift versus H2b durability), technological-capability moderation (H3a level-shifter under stability, H3b export-intensity-contingent under post-PLI redirection), and digital-capability moderation (H4a private Tier-1 moderation, H4b public Tier-2 dominance). From this set, three contributions follow. Firstly (mapping to H2), the analysis provides the first within-country longitudinal evidence that the inverted-U export-intensity-productivity relationship can be dissolved by extreme institutional change, rather than only relocating its turning point. The turning point in 2014 lies at 61.8 per cent FSTS with the inverted-U strongly supported on Lind and Mehlum (2010) tests. In 2022 the turning point migrates inward to 40.7 per cent. In 2025 the quadratic curvature is statistically indistinguishable from zero, and the relationship is monotonically negative across the empirically relevant export-intensity range. Paternoster cross-wave z-tests (Paternoster et al., 1998) decisively reject coefficient equality. This identifies an environmental scope condition that the canonical I-P literature has implicitly assumed but never tested with multi-wave firm-level data. The inverted-U is conditional on institutional stability. Secondly (mapping to H4), the analysis refines the developmental-state literature on public digital infrastructure by showing that public and private digital infrastructure are complements rather than substitutes in the export production function. India’s UPI rails are highly effective for domestic transactions. They do not substitute for the cross-border financial infrastructure that exporters specifically require. The negative Tier-2 moderation is most coherently interpreted as a purpose-alignment requirement that prior treatments of public infrastructure substitution have not articulated. Thirdly (mapping to H3), this study documents that capability constructs theoretically stable across contexts can exhibit context-dependent operating signs when major policy incentives redirect their strategic use. The Technological Capability Index operates as a positive level-shifter of productivity in 2014 and 2022. It then flips negative in 2025 with a positive export-intensity interaction. This pattern is consistent with the strategic emphasis trade-off documented by Mizik and Jacobson (2003), which has not previously been brought into the international business literature.</w:t>
-      </w:r>
-    </w:p>
-    <w:p>
-      <w:pPr>
-        <w:pStyle w:val="BodyText"/>
-      </w:pPr>
-      <w:r>
-        <w:t xml:space="preserve">This study extends but does not duplicate the authors’ earlier work on Indian firms. Authors (2025) examined a matched sub-sample of 380 firms across two waves. That study used a linear specification of degree of internationalisation, the Uppsala (Johanson and Vahlne, 1977) and Upper Echelons (Hambrick and Mason, 1984) frameworks, feasible generalised least squares estimation, and top-management-team moderation as the central research question. The present study uses a different theoretical lens (the institutions-based view), a different specification (quadratic inverted-U with Lind–Mehlum testing), a different sample (the full WBES across three waves), a different method (ordinary least squares with heteroscedasticity-robust and state-clustered standard errors), and a different research question (threshold dynamics under institutional shift). The two studies are complementary rather than overlapping. The prior work characterises managerial mechanisms operating within the firm. The present work characterises institutional mechanisms operating on the firm.</w:t>
+        <w:t xml:space="preserve">The analysis tests a baseline inverted-U hypothesis (H1) and four directional hypotheses: a competitive pair on threshold durability (H2a institutional shift versus H2b durability), technological-capability moderation (H3a level-shifter under stability, H3b export-intensity-contingent under post-PLI redirection), and digital-capability moderation (H4a private Tier-1 moderation, H4b public Tier-2 dominance). From this set, three contributions follow. Firstly (mapping to H2), the analysis provides the first within-country longitudinal evidence that the inverted-U export-intensity-productivity relationship can be dissolved by extreme institutional change, rather than only relocating its turning point. The turning point in 2014 lies at 61.8 per cent FSTS with the inverted-U strongly supported on Lind and Mehlum (2010) tests. In 2022 the turning point migrates inward to 40.7 per cent. In 2025 the quadratic curvature is statistically indistinguishable from zero, and the relationship is monotonically negative across the empirically relevant export-intensity range. Paternoster cross-wave z-tests (Paternoster et al., 1998) decisively reject coefficient equality. This identifies an environmental scope condition that the canonical I-P literature has implicitly assumed but never tested with multi-wave firm-level data. The inverted-U is conditional on institutional stability. Secondly (mapping to H4), the analysis refines the developmental-state literature on public digital infrastructure by showing that public and private digital infrastructure are complements rather than substitutes in the export production function. India's UPI rails are highly effective for domestic transactions. They do not substitute for the cross-border financial infrastructure that exporters specifically require. The negative Tier-2 moderation is most coherently interpreted as a purpose-alignment requirement that prior treatments of public infrastructure substitution have not articulated. Thirdly (mapping to H3), this study documents that capability constructs theoretically stable across contexts can exhibit context-dependent operating signs when major policy incentives redirect their strategic use. The Technological Capability Index operates as a positive level-shifter of productivity in 2014 and 2022. It then flips negative in 2025 with a positive export-intensity interaction. This pattern is consistent with the strategic emphasis trade-off documented by Mizik and Jacobson (2003), which has not previously been brought into the international business literature.</w:t>
+      </w:r>
+    </w:p>
+    <w:p>
+      <w:pPr>
+        <w:pStyle w:val="BodyText"/>
+      </w:pPr>
+      <w:r>
+        <w:t xml:space="preserve">This study extends but does not duplicate the authors' earlier work on Indian firms. Authors (2025) examined a matched sub-sample of 380 firms across two waves. That study used a linear specification of degree of internationalisation, the Uppsala (Johanson and Vahlne, 1977) and Upper Echelons (Hambrick and Mason, 1984) frameworks, feasible generalised least squares estimation, and top-management-team moderation as the central research question. The present study uses a different theoretical lens (the institutions-based view), a different specification (quadratic inverted-U with Lind–Mehlum testing), a different sample (the full WBES across three waves), a different method (ordinary least squares with heteroscedasticity-robust and state-clustered standard errors), and a different research question (threshold dynamics under institutional shift). The two studies are complementary rather than overlapping. The prior work characterises managerial mechanisms operating within the firm. The present work characterises institutional mechanisms operating on the firm.</w:t>
       </w:r>
     </w:p>
     <w:p>
@@ -346,7 +346,7 @@
       </w:r>
     </w:p>
     <w:bookmarkEnd w:id="22"/>
-    <w:bookmarkStart w:id="31" w:name="theory-and-hypotheses"/>
+    <w:bookmarkStart w:id="31" w:name="X8bf20a63f0decf7b16e99d564b9958ec4fbbb23"/>
     <w:p>
       <w:pPr>
         <w:pStyle w:val="Heading2"/>
@@ -355,7 +355,7 @@
         <w:t xml:space="preserve">2. Theory and Hypotheses</w:t>
       </w:r>
     </w:p>
-    <w:bookmarkStart w:id="23" w:name="X43c84b9269dc477895c44f820702e9060fb814e"/>
+    <w:bookmarkStart w:id="23" w:name="Xcec8abb30929305ffaf22433e6006159dcafc70"/>
     <w:p>
       <w:pPr>
         <w:pStyle w:val="Heading3"/>
@@ -399,7 +399,7 @@
       </w:r>
     </w:p>
     <w:bookmarkEnd w:id="23"/>
-    <w:bookmarkStart w:id="24" w:name="X1122495630921333020f7d159de308f08cf24a7"/>
+    <w:bookmarkStart w:id="24" w:name="X318c1fea634a10967c98191445c5d08ccb10924"/>
     <w:p>
       <w:pPr>
         <w:pStyle w:val="Heading3"/>
@@ -421,7 +421,7 @@
         <w:pStyle w:val="BodyText"/>
       </w:pPr>
       <w:r>
-        <w:t xml:space="preserve">North (1990) and Williamson (2000) distinguish institutional change at multiple levels operating at different time scales: formal rules (years), regulatory enforcement (decades), and informal norms (generations). India’s 2014 to 2025 window contains formal-rule shocks at exceptional density. These include demonetisation (November 2016), the Goods and Services Tax (July 2017), the Insolvency and Bankruptcy Code (May 2016), the Production-Linked Incentive scheme (2020), COVID-19 supply-chain disruption (2020 to 2022), and the Atmanirbhar Bharat self-reliance policy (2020). Each is non-trivial individually. The compounding effect over a decade has no comparable historical precedent in a major emerging market.</w:t>
+        <w:t xml:space="preserve">North (1990) and Williamson (2000) distinguish institutional change at multiple levels operating at different time scales: formal rules (years), regulatory enforcement (decades), and informal norms (generations). India's 2014 to 2025 window contains formal-rule shocks at exceptional density. These include demonetisation (November 2016), the Goods and Services Tax (July 2017), the Insolvency and Bankruptcy Code (May 2016), the Production-Linked Incentive scheme (2020), COVID-19 supply-chain disruption (2020 to 2022), and the Atmanirbhar Bharat self-reliance policy (2020). Each is non-trivial individually. The compounding effect over a decade has no comparable historical precedent in a major emerging market.</w:t>
       </w:r>
     </w:p>
     <w:p>
@@ -477,7 +477,7 @@
       </w:r>
     </w:p>
     <w:bookmarkEnd w:id="24"/>
-    <w:bookmarkStart w:id="25" w:name="technological-capability-moderation"/>
+    <w:bookmarkStart w:id="25" w:name="X060d31242d4306baafc5e03914e6254ae49e087"/>
     <w:p>
       <w:pPr>
         <w:pStyle w:val="Heading3"/>
@@ -535,11 +535,11 @@
         <w:t xml:space="preserve"> </w:t>
       </w:r>
       <w:r>
-        <w:t xml:space="preserve">Under conditions of post-PLI strategic redirection (2025), technological capability’s positive contribution becomes contingent on export intensity rather than independent of it.</w:t>
+        <w:t xml:space="preserve">Under conditions of post-PLI strategic redirection (2025), technological capability's positive contribution becomes contingent on export intensity rather than independent of it.</w:t>
       </w:r>
     </w:p>
     <w:bookmarkEnd w:id="25"/>
-    <w:bookmarkStart w:id="26" w:name="X70a2bee9dfb3e9a520e126500e6cfbc083fe498"/>
+    <w:bookmarkStart w:id="26" w:name="X0ff06f102d45fcb8fa4478a82f55fd8f58f23cc"/>
     <w:p>
       <w:pPr>
         <w:pStyle w:val="Heading3"/>
@@ -553,7 +553,7 @@
         <w:pStyle w:val="FirstParagraph"/>
       </w:pPr>
       <w:r>
-        <w:t xml:space="preserve">The Digital Adoption Index (DAI) is decomposed into two tiers that reflect distinct types of digital infrastructure. Tier-1 captures private firm-level digital adoption, measured by an own-website binary available in all three WBES waves (2014, 2022, 2025). Tier-2 captures public-infrastructure-mediated digital adoption, measured by the percentage of sales received via electronic payment, available only in the 2025 BREADY schema. India’s Unified Payments Interface (UPI) launched in April 2016 and reached 12 billion transactions per month by 2024, providing the empirical context for Tier-2. UPI is public digital infrastructure on a scale rarely matched in any emerging economy.</w:t>
+        <w:t xml:space="preserve">The Digital Adoption Index (DAI) is decomposed into two tiers that reflect distinct types of digital infrastructure. Tier-1 captures private firm-level digital adoption, measured by an own-website binary available in all three WBES waves (2014, 2022, 2025). Tier-2 captures public-infrastructure-mediated digital adoption, measured by the percentage of sales received via electronic payment, available only in the 2025 BREADY schema. India's Unified Payments Interface (UPI) launched in April 2016 and reached 12 billion transactions per month by 2024, providing the empirical context for Tier-2. UPI is public digital infrastructure on a scale rarely matched in any emerging economy.</w:t>
       </w:r>
     </w:p>
     <w:p>
@@ -609,7 +609,7 @@
       </w:r>
     </w:p>
     <w:bookmarkEnd w:id="26"/>
-    <w:bookmarkStart w:id="30" w:name="conceptual-model"/>
+    <w:bookmarkStart w:id="30" w:name="Xd220370935321604b8cdfc5a5895802593c0b72"/>
     <w:p>
       <w:pPr>
         <w:pStyle w:val="Heading3"/>
@@ -628,7 +628,7 @@
     </w:p>
     <w:p>
       <w:pPr>
-        <w:pStyle w:val="CaptionedFigure"/>
+        <w:pStyle w:val="BodyText"/>
       </w:pPr>
       <w:r>
         <w:drawing>
@@ -672,18 +672,13 @@
           </wp:inline>
         </w:drawing>
       </w:r>
-    </w:p>
-    <w:p>
-      <w:pPr>
-        <w:pStyle w:val="ImageCaption"/>
-      </w:pPr>
-      <w:r>
-        <w:t xml:space="preserve">Figure 1. Conceptual model: conditional inverted-U with capability moderation under institutional scope condition.</w:t>
+      <w:r>
+        <w:t xml:space="preserve">{width=6.5in}</w:t>
       </w:r>
     </w:p>
     <w:bookmarkEnd w:id="30"/>
     <w:bookmarkEnd w:id="31"/>
-    <w:bookmarkStart w:id="36" w:name="data-and-methods"/>
+    <w:bookmarkStart w:id="37" w:name="X5eb800a903106e48a684e9ea9de39ed619b9df8"/>
     <w:p>
       <w:pPr>
         <w:pStyle w:val="Heading2"/>
@@ -692,7 +687,7 @@
         <w:t xml:space="preserve">3. Data and Methods</w:t>
       </w:r>
     </w:p>
-    <w:bookmarkStart w:id="32" w:name="data-sources"/>
+    <w:bookmarkStart w:id="33" w:name="Xe44c7198c5f456f0b96f26ab6247749e5a25829"/>
     <w:p>
       <w:pPr>
         <w:pStyle w:val="Heading3"/>
@@ -714,11 +709,28 @@
         <w:pStyle w:val="BodyText"/>
       </w:pPr>
       <w:r>
-        <w:t xml:space="preserve">WBES microdata are publicly available at https://www.enterprisesurveys.org subject to World Bank registration.</w:t>
-      </w:r>
-    </w:p>
-    <w:bookmarkEnd w:id="32"/>
-    <w:bookmarkStart w:id="33" w:name="variables"/>
+        <w:t xml:space="preserve">WBES microdata are publicly available at</w:t>
+      </w:r>
+      <w:r>
+        <w:t xml:space="preserve"> </w:t>
+      </w:r>
+      <w:hyperlink r:id="rId32">
+        <w:r>
+          <w:rPr>
+            <w:rStyle w:val="Hyperlink"/>
+          </w:rPr>
+          <w:t xml:space="preserve">https://www.enterprisesurveys.org</w:t>
+        </w:r>
+      </w:hyperlink>
+      <w:r>
+        <w:t xml:space="preserve"> </w:t>
+      </w:r>
+      <w:r>
+        <w:t xml:space="preserve">subject to World Bank registration.</w:t>
+      </w:r>
+    </w:p>
+    <w:bookmarkEnd w:id="33"/>
+    <w:bookmarkStart w:id="34" w:name="Xbcf9f12e79107fa2c089aaf13fc6c4fb773f1c2"/>
     <w:p>
       <w:pPr>
         <w:pStyle w:val="Heading3"/>
@@ -750,8 +762,8 @@
         <w:t xml:space="preserve">for exact construction.]</w:t>
       </w:r>
     </w:p>
-    <w:bookmarkEnd w:id="33"/>
-    <w:bookmarkStart w:id="34" w:name="X2d2d5d3672368fb46842627a3037ee4bc4105ba"/>
+    <w:bookmarkEnd w:id="34"/>
+    <w:bookmarkStart w:id="35" w:name="X4b795af974b5b07f42f16cec52da76c45fb8d2a"/>
     <w:p>
       <w:pPr>
         <w:pStyle w:val="Heading3"/>
@@ -867,7 +879,7 @@
         <w:t xml:space="preserve"> </w:t>
       </w:r>
       <w:r>
-        <w:t xml:space="preserve">(don’t know) and</w:t>
+        <w:t xml:space="preserve">(don't know) and</w:t>
       </w:r>
       <w:r>
         <w:t xml:space="preserve"> </w:t>
@@ -900,8 +912,8 @@
         <w:t xml:space="preserve">(refusal). All negative codes are recoded to Stata missing.</w:t>
       </w:r>
     </w:p>
-    <w:bookmarkEnd w:id="34"/>
-    <w:bookmarkStart w:id="35" w:name="estimation-strategy"/>
+    <w:bookmarkEnd w:id="35"/>
+    <w:bookmarkStart w:id="36" w:name="Xfcfef551bab64293bca084b9d423d059a51f3c8"/>
     <w:p>
       <w:pPr>
         <w:pStyle w:val="Heading3"/>
@@ -1099,25 +1111,7 @@
         <w:pStyle w:val="FirstParagraph"/>
       </w:pPr>
       <w:r>
-        <w:t xml:space="preserve">Lind–Mehlum U-test (Lind &amp; Mehlum, 2010) verifies inverted-U: rejects H₀</w:t>
-      </w:r>
-      <w:r>
-        <w:t xml:space="preserve"> </w:t>
-      </w:r>
-      <w:r>
-        <w:t xml:space="preserve">“</w:t>
-      </w:r>
-      <w:r>
-        <w:t xml:space="preserve">monotone or U</w:t>
-      </w:r>
-      <w:r>
-        <w:t xml:space="preserve">”</w:t>
-      </w:r>
-      <w:r>
-        <w:t xml:space="preserve"> </w:t>
-      </w:r>
-      <w:r>
-        <w:t xml:space="preserve">iff (i) β₁ + 2β₂·FSTS_min &gt; 0; (ii) β₁ + 2β₂·FSTS_max &lt; 0; (iii) β₂ &lt; 0.</w:t>
+        <w:t xml:space="preserve">Lind–Mehlum U-test (Lind &amp; Mehlum, 2010) verifies inverted-U: rejects H₀ "monotone or U" iff (i) β₁ + 2β₂·FSTS_min &gt; 0; (ii) β₁ + 2β₂·FSTS_max &lt; 0; (iii) β₂ &lt; 0.</w:t>
       </w:r>
     </w:p>
     <w:p>
@@ -1377,9 +1371,9 @@
         <w:t xml:space="preserve">Joint F-test on cross-wave interactions in pooled model provides a multi-coefficient alternative test. Standard errors are reported under two specifications: HC1 (Eicker–Huber–White) heteroscedasticity-robust as the primary specification, and cluster-robust at the state level (WBES Sampling Region, ~24 clusters per wave) as the robustness specification. With cluster counts in the 20–30 range, asymptotic justification for cluster-robust inference is borderline (Cameron et al., 2008); wild cluster bootstrap (MacKinnon and Webb, 2017) is acknowledged as a tighter alternative that would be appropriate in revision.</w:t>
       </w:r>
     </w:p>
-    <w:bookmarkEnd w:id="35"/>
     <w:bookmarkEnd w:id="36"/>
-    <w:bookmarkStart w:id="52" w:name="results"/>
+    <w:bookmarkEnd w:id="37"/>
+    <w:bookmarkStart w:id="53" w:name="X121719332867ee227f0a04b486098cee978c6e6"/>
     <w:p>
       <w:pPr>
         <w:pStyle w:val="Heading2"/>
@@ -1388,7 +1382,7 @@
         <w:t xml:space="preserve">4. Results</w:t>
       </w:r>
     </w:p>
-    <w:bookmarkStart w:id="37" w:name="descriptive-statistics"/>
+    <w:bookmarkStart w:id="38" w:name="Xcfcbc1028680fbd618b9b585dd17cf608861803"/>
     <w:p>
       <w:pPr>
         <w:pStyle w:val="Heading3"/>
@@ -1402,7 +1396,7 @@
         <w:pStyle w:val="FirstParagraph"/>
       </w:pPr>
       <w:r>
-        <w:t xml:space="preserve">Sample sizes after listwise deletion on focal variables and firmage validation (capped at [0,150]): 2014 N = 8,941; 2022 N = 9,300; 2025 N = 10,476. Mean export intensity declined from 7.2 % (2014) to 8.0 % (2022) to 2.7 % (2025), consistent with India’s post-2020 inward shift under Atmanirbhar Bharat. Productivity levels rose: mean lnLP = 13.93 (2014), 14.37 (2022), 15.01 (2025). DAI Tier-1 (website adoption) was 52.7 % in 2014, 60.6 % in 2022, but declined to 41.8 % in 2025, suggesting that websites became less central as UPI absorbed customer-facing digital interaction. DAI Tier-2 (e-payment share), measured only in 2025, averaged 65.8 per cent. This level of e-payment uptake reflects UPI saturation. Full descriptives are reported in Table 1.</w:t>
+        <w:t xml:space="preserve">Sample sizes after listwise deletion on focal variables and firmage validation (capped at [0,150]): 2014 N = 8,941; 2022 N = 9,300; 2025 N = 10,476. Mean export intensity declined from 7.2 % (2014) to 8.0 % (2022) to 2.7 % (2025), consistent with India's post-2020 inward shift under Atmanirbhar Bharat. Productivity levels rose: mean lnLP = 13.93 (2014), 14.37 (2022), 15.01 (2025). DAI Tier-1 (website adoption) was 52.7 % in 2014, 60.6 % in 2022, but declined to 41.8 % in 2025, suggesting that websites became less central as UPI absorbed customer-facing digital interaction. DAI Tier-2 (e-payment share), measured only in 2025, averaged 65.8 per cent. This level of e-payment uptake reflects UPI saturation. Full descriptives are reported in Table 1.</w:t>
       </w:r>
     </w:p>
     <w:p>
@@ -1426,15 +1420,15 @@
     <w:tbl>
       <w:tblPr>
         <w:tblStyle w:val="Table"/>
-        <w:tblW w:type="pct" w:w="5000"/>
+        <w:tblW w:type="auto" w:w="0"/>
         <w:tblLook w:firstRow="1" w:lastRow="0" w:firstColumn="0" w:lastColumn="0" w:noHBand="0" w:noVBand="0" w:val="0020"/>
         <w:jc w:val="start"/>
       </w:tblPr>
       <w:tblGrid>
-        <w:gridCol w:w="1584"/>
-        <w:gridCol w:w="2112"/>
-        <w:gridCol w:w="2112"/>
-        <w:gridCol w:w="2112"/>
+        <w:gridCol w:w="1980"/>
+        <w:gridCol w:w="1980"/>
+        <w:gridCol w:w="1980"/>
+        <w:gridCol w:w="1980"/>
       </w:tblGrid>
       <w:tr>
         <w:trPr>
@@ -1902,8 +1896,8 @@
         <w:t xml:space="preserve">Note: Cell entries are mean (standard deviation). FSTS is direct plus indirect exports as a share of total sales. TCI is the z-standardised mean of four binary capability items (quality certification, foreign technology licence, product innovation, R&amp;D activity), available for firms responding to at least three items. DAI Tier-2 (e-payment share) is measured only in the 2025 BREADY wave.</w:t>
       </w:r>
     </w:p>
-    <w:bookmarkEnd w:id="37"/>
-    <w:bookmarkStart w:id="41" w:name="wave-by-wave-inverted-u-estimation"/>
+    <w:bookmarkEnd w:id="38"/>
+    <w:bookmarkStart w:id="42" w:name="X3623da6fd251cdd708736906f4e561251a5ae18"/>
     <w:p>
       <w:pPr>
         <w:pStyle w:val="Heading3"/>
@@ -2171,7 +2165,7 @@
         <w:pStyle w:val="FirstParagraph"/>
       </w:pPr>
       <w:r>
-        <w:t xml:space="preserve">Lind–Mehlum U-test joint p &lt; 0.0001. TP = 40.7 per cent (95 per cent CI: 38.0, 43.5). The 21-percentage-point inward migration of the turning point between 2014 and 2022 signals progressive structural change in the underlying firm-level production function. This period contains demonetisation, GST rollout, IBC introduction, COVID-19, and UPI’s transition from launch to mass adoption.</w:t>
+        <w:t xml:space="preserve">Lind–Mehlum U-test joint p &lt; 0.0001. TP = 40.7 per cent (95 per cent CI: 38.0, 43.5). The 21-percentage-point inward migration of the turning point between 2014 and 2022 signals progressive structural change in the underlying firm-level production function. This period contains demonetisation, GST rollout, IBC introduction, COVID-19, and UPI's transition from launch to mass adoption.</w:t>
       </w:r>
     </w:p>
     <w:p>
@@ -2334,15 +2328,15 @@
     <w:tbl>
       <w:tblPr>
         <w:tblStyle w:val="Table"/>
-        <w:tblW w:type="pct" w:w="5000"/>
+        <w:tblW w:type="auto" w:w="0"/>
         <w:tblLook w:firstRow="1" w:lastRow="0" w:firstColumn="0" w:lastColumn="0" w:noHBand="0" w:noVBand="0" w:val="0020"/>
         <w:jc w:val="start"/>
       </w:tblPr>
       <w:tblGrid>
-        <w:gridCol w:w="1584"/>
-        <w:gridCol w:w="2112"/>
-        <w:gridCol w:w="2112"/>
-        <w:gridCol w:w="2112"/>
+        <w:gridCol w:w="1980"/>
+        <w:gridCol w:w="1980"/>
+        <w:gridCol w:w="1980"/>
+        <w:gridCol w:w="1980"/>
       </w:tblGrid>
       <w:tr>
         <w:trPr>
@@ -3275,43 +3269,30 @@
           <w:iCs/>
           <w:i/>
         </w:rPr>
-        <w:t xml:space="preserve">Note: Coefficients with HC1 robust standard errors in parentheses on the second row; state-clustered standard errors (Cameron et al., 2008; ~24 clusters per wave) in brackets on the third row for FSTS and FSTS² terms. Significance under each SE: † p &lt; 0.10,</w:t>
-      </w:r>
-      <w:r>
-        <w:rPr>
-          <w:iCs/>
-          <w:i/>
-        </w:rPr>
-        <w:t xml:space="preserve"> </w:t>
-      </w:r>
-      <w:r>
-        <w:t xml:space="preserve"> </w:t>
-      </w:r>
-      <w:r>
-        <w:t xml:space="preserve">p &lt; 0.05, ** p &lt; 0.01, *** p &lt; 0.001. Turning point computed as TP = −β̂₁ / (2β̂₂); reported only for waves with inverted-U supported in Lind–Mehlum test.*</w:t>
-      </w:r>
-    </w:p>
-    <w:p>
-      <w:pPr>
-        <w:pStyle w:val="CaptionedFigure"/>
+        <w:t xml:space="preserve">Note: Coefficients with HC1 robust standard errors in parentheses on the second row; state-clustered standard errors (Cameron et al., 2008; ~24 clusters per wave) in brackets on the third row for FSTS and FSTS² terms. Significance under each SE: † p &lt; 0.10, * p &lt; 0.05, ** p &lt; 0.01, *** p &lt; 0.001. Turning point computed as TP = −β̂₁ / (2β̂₂); reported only for waves with inverted-U supported in Lind–Mehlum test.</w:t>
+      </w:r>
+    </w:p>
+    <w:p>
+      <w:pPr>
+        <w:pStyle w:val="BodyText"/>
       </w:pPr>
       <w:r>
         <w:drawing>
           <wp:inline>
             <wp:extent cx="5753100" cy="3376880"/>
             <wp:effectExtent b="0" l="0" r="0" t="0"/>
-            <wp:docPr descr="Figure 2. Wave-specific predicted I-P relationship: India 2014, 2022, 2025." title="" id="39" name="Picture"/>
+            <wp:docPr descr="Figure 2. Wave-specific predicted I-P relationship: India 2014, 2022, 2025." title="" id="40" name="Picture"/>
             <a:graphic>
               <a:graphicData uri="http://schemas.openxmlformats.org/drawingml/2006/picture">
                 <pic:pic>
                   <pic:nvPicPr>
-                    <pic:cNvPr descr="/home/user/MY_THESIS_PHD_CANDIDATE_26/p9_india/replication/figures/figure_2_predicted_curves.png" id="40" name="Picture"/>
+                    <pic:cNvPr descr="/home/user/MY_THESIS_PHD_CANDIDATE_26/p9_india/replication/figures/figure_2_predicted_curves.png" id="41" name="Picture"/>
                     <pic:cNvPicPr>
                       <a:picLocks noChangeArrowheads="1" noChangeAspect="1"/>
                     </pic:cNvPicPr>
                   </pic:nvPicPr>
                   <pic:blipFill>
-                    <a:blip r:embed="rId38"/>
+                    <a:blip r:embed="rId39"/>
                     <a:stretch>
                       <a:fillRect/>
                     </a:stretch>
@@ -3337,17 +3318,12 @@
           </wp:inline>
         </w:drawing>
       </w:r>
-    </w:p>
-    <w:p>
-      <w:pPr>
-        <w:pStyle w:val="ImageCaption"/>
-      </w:pPr>
-      <w:r>
-        <w:t xml:space="preserve">Figure 2. Wave-specific predicted I-P relationship: India 2014, 2022, 2025.</w:t>
-      </w:r>
-    </w:p>
-    <w:bookmarkEnd w:id="41"/>
-    <w:bookmarkStart w:id="45" w:name="Xd3a2f990fdcf9395af6a5a697379a40e70d23aa"/>
+      <w:r>
+        <w:t xml:space="preserve">{width=6.5in}</w:t>
+      </w:r>
+    </w:p>
+    <w:bookmarkEnd w:id="42"/>
+    <w:bookmarkStart w:id="46" w:name="Xa2a3c373760265790b1a8e7b307529c391ea560"/>
     <w:p>
       <w:pPr>
         <w:pStyle w:val="Heading3"/>
@@ -3367,18 +3343,18 @@
     <w:tbl>
       <w:tblPr>
         <w:tblStyle w:val="Table"/>
-        <w:tblW w:type="pct" w:w="5000"/>
+        <w:tblW w:type="auto" w:w="0"/>
         <w:tblLook w:firstRow="1" w:lastRow="0" w:firstColumn="0" w:lastColumn="0" w:noHBand="0" w:noVBand="0" w:val="0020"/>
         <w:jc w:val="start"/>
       </w:tblPr>
       <w:tblGrid>
-        <w:gridCol w:w="880"/>
-        <w:gridCol w:w="1173"/>
-        <w:gridCol w:w="1173"/>
-        <w:gridCol w:w="1173"/>
-        <w:gridCol w:w="1173"/>
-        <w:gridCol w:w="1173"/>
-        <w:gridCol w:w="1173"/>
+        <w:gridCol w:w="1131"/>
+        <w:gridCol w:w="1131"/>
+        <w:gridCol w:w="1131"/>
+        <w:gridCol w:w="1131"/>
+        <w:gridCol w:w="1131"/>
+        <w:gridCol w:w="1131"/>
+        <w:gridCol w:w="1131"/>
       </w:tblGrid>
       <w:tr>
         <w:trPr>
@@ -3678,25 +3654,25 @@
     </w:p>
     <w:p>
       <w:pPr>
-        <w:pStyle w:val="CaptionedFigure"/>
+        <w:pStyle w:val="BodyText"/>
       </w:pPr>
       <w:r>
         <w:drawing>
           <wp:inline>
             <wp:extent cx="5753100" cy="3759293"/>
             <wp:effectExtent b="0" l="0" r="0" t="0"/>
-            <wp:docPr descr="Figure 3. Turning-point estimates and 2025 threshold collapse." title="" id="43" name="Picture"/>
+            <wp:docPr descr="Figure 3. Turning-point estimates and 2025 threshold collapse." title="" id="44" name="Picture"/>
             <a:graphic>
               <a:graphicData uri="http://schemas.openxmlformats.org/drawingml/2006/picture">
                 <pic:pic>
                   <pic:nvPicPr>
-                    <pic:cNvPr descr="/home/user/MY_THESIS_PHD_CANDIDATE_26/p9_india/replication/figures/figure_3_turning_points.png" id="44" name="Picture"/>
+                    <pic:cNvPr descr="/home/user/MY_THESIS_PHD_CANDIDATE_26/p9_india/replication/figures/figure_3_turning_points.png" id="45" name="Picture"/>
                     <pic:cNvPicPr>
                       <a:picLocks noChangeArrowheads="1" noChangeAspect="1"/>
                     </pic:cNvPicPr>
                   </pic:nvPicPr>
                   <pic:blipFill>
-                    <a:blip r:embed="rId42"/>
+                    <a:blip r:embed="rId43"/>
                     <a:stretch>
                       <a:fillRect/>
                     </a:stretch>
@@ -3722,17 +3698,12 @@
           </wp:inline>
         </w:drawing>
       </w:r>
-    </w:p>
-    <w:p>
-      <w:pPr>
-        <w:pStyle w:val="ImageCaption"/>
-      </w:pPr>
-      <w:r>
-        <w:t xml:space="preserve">Figure 3. Turning-point estimates and 2025 threshold collapse.</w:t>
-      </w:r>
-    </w:p>
-    <w:bookmarkEnd w:id="45"/>
-    <w:bookmarkStart w:id="46" w:name="three-wave-pooled-robustness"/>
+      <w:r>
+        <w:t xml:space="preserve">{width=6.5in}</w:t>
+      </w:r>
+    </w:p>
+    <w:bookmarkEnd w:id="46"/>
+    <w:bookmarkStart w:id="47" w:name="Xf60927d55a91114fea779cf36ab4cc04d3fbe2b"/>
     <w:p>
       <w:pPr>
         <w:pStyle w:val="Heading3"/>
@@ -3749,8 +3720,8 @@
         <w:t xml:space="preserve">The pooled 3-wave model with wave dummies (N = 28,717, R²_adj = 0.197) yields the following results. The Wave_2022 coefficient is +0.46 (p &lt; 0.0001), indicating productivity level rise. The Wave_2025 coefficient is +1.12 (p &lt; 0.0001), indicating accelerated level rise. The FSTS × wave_2022 interaction is +0.45 (p = 0.15), showing no robust shift from the 2014 baseline. The FSTS × wave_2025 interaction is −1.63 (p &lt; 0.0001), confirming the 2025 slope collapse. The FSTS² × wave_2022 interaction is −1.09 (p = 0.001), confirming the 2022 TP migration via curvature steepening. The FSTS² × wave_2025 interaction is +0.86 (p = 0.007), confirming the 2025 curvature flattening. The linear-trend specification yields FSTS × trend = −0.10 (p &lt; 0.001), confirming the progressive structural shift.</w:t>
       </w:r>
     </w:p>
-    <w:bookmarkEnd w:id="46"/>
-    <w:bookmarkStart w:id="50" w:name="capability-moderators-h3-h4a-h4b"/>
+    <w:bookmarkEnd w:id="47"/>
+    <w:bookmarkStart w:id="51" w:name="Xfa6d62402842924c5c02d4fc334ff0a94d1ce6a"/>
     <w:p>
       <w:pPr>
         <w:pStyle w:val="Heading3"/>
@@ -3792,7 +3763,7 @@
         <w:t xml:space="preserve"> </w:t>
       </w:r>
       <w:r>
-        <w:t xml:space="preserve">Significant positive main effect in all three waves (β ≈ +0.38 to +0.39). The FSTS × DAI_core interaction is insignificant in 2014, becomes positive significant in 2022 (FSTS × DAI = +1.43, p = 0.02), and loses significance in 2025. This is consistent with website’s diminishing marginal role as UPI absorbed customer-facing digital interaction.</w:t>
+        <w:t xml:space="preserve">Significant positive main effect in all three waves (β ≈ +0.38 to +0.39). The FSTS × DAI_core interaction is insignificant in 2014, becomes positive significant in 2022 (FSTS × DAI = +1.43, p = 0.02), and loses significance in 2025. This is consistent with website's diminishing marginal role as UPI absorbed customer-facing digital interaction.</w:t>
       </w:r>
     </w:p>
     <w:p>
@@ -3810,7 +3781,7 @@
         <w:t xml:space="preserve"> </w:t>
       </w:r>
       <w:r>
-        <w:t xml:space="preserve">The interaction is negative (FSTS × DAI_epay = −4.02, p = 0.004; FSTS² × DAI_epay = +3.39, p = 0.10). Among firms with high UPI e-payment adoption, productivity declines more steeply with export intensity. H4b (Tier-2 dominates Tier-1) is refuted. UPI public infrastructure does not substitute for the cross-border financial infrastructure exporters require. UPI rails are rupee-denominated and domestically oriented. Exporters need SWIFT, correspondent banking, and trade finance instruments. These distinct infrastructure layers are not subsidised by India’s domestic digital public infrastructure stack. The full capability-moderation estimates are reported in Table 4. The temporal relationship between UPI rollout and the WBES survey waves is visualised in Figure 4.</w:t>
+        <w:t xml:space="preserve">The interaction is negative (FSTS × DAI_epay = −4.02, p = 0.004; FSTS² × DAI_epay = +3.39, p = 0.10). Among firms with high UPI e-payment adoption, productivity declines more steeply with export intensity. H4b (Tier-2 dominates Tier-1) is refuted. UPI public infrastructure does not substitute for the cross-border financial infrastructure exporters require. UPI rails are rupee-denominated and domestically oriented. Exporters need SWIFT, correspondent banking, and trade finance instruments. These distinct infrastructure layers are not subsidised by India's domestic digital public infrastructure stack. The full capability-moderation estimates are reported in Table 4. The temporal relationship between UPI rollout and the WBES survey waves is visualised in Figure 4.</w:t>
       </w:r>
     </w:p>
     <w:p>
@@ -3842,17 +3813,17 @@
     <w:tbl>
       <w:tblPr>
         <w:tblStyle w:val="Table"/>
-        <w:tblW w:type="pct" w:w="5000"/>
+        <w:tblW w:type="auto" w:w="0"/>
         <w:tblLook w:firstRow="1" w:lastRow="0" w:firstColumn="0" w:lastColumn="0" w:noHBand="0" w:noVBand="0" w:val="0020"/>
         <w:jc w:val="start"/>
       </w:tblPr>
       <w:tblGrid>
-        <w:gridCol w:w="1033"/>
-        <w:gridCol w:w="1377"/>
-        <w:gridCol w:w="1377"/>
-        <w:gridCol w:w="1377"/>
-        <w:gridCol w:w="1377"/>
-        <w:gridCol w:w="1377"/>
+        <w:gridCol w:w="1320"/>
+        <w:gridCol w:w="1320"/>
+        <w:gridCol w:w="1320"/>
+        <w:gridCol w:w="1320"/>
+        <w:gridCol w:w="1320"/>
+        <w:gridCol w:w="1320"/>
       </w:tblGrid>
       <w:tr>
         <w:trPr>
@@ -4783,43 +4754,30 @@
           <w:iCs/>
           <w:i/>
         </w:rPr>
-        <w:t xml:space="preserve">Note: M3 augments M2 with TCI and FSTS × TCI / FSTS² × TCI interactions. M4 augments M2 with DAI Tier-1 (own-website binary) and corresponding interactions. M4b augments M2 with DAI Tier-2 (% sales received via electronic payment, 2025 BREADY only) and corresponding interactions. All HC1 robust standard errors. Significance: † p &lt; 0.10,</w:t>
-      </w:r>
-      <w:r>
-        <w:rPr>
-          <w:iCs/>
-          <w:i/>
-        </w:rPr>
-        <w:t xml:space="preserve"> </w:t>
-      </w:r>
-      <w:r>
-        <w:t xml:space="preserve"> </w:t>
-      </w:r>
-      <w:r>
-        <w:t xml:space="preserve">p &lt; 0.05, ** p &lt; 0.01, *** p &lt; 0.001. Controls (ln(Employees), firm age, foreign ownership) included but suppressed for space.*</w:t>
-      </w:r>
-    </w:p>
-    <w:p>
-      <w:pPr>
-        <w:pStyle w:val="CaptionedFigure"/>
+        <w:t xml:space="preserve">Note: M3 augments M2 with TCI and FSTS × TCI / FSTS² × TCI interactions. M4 augments M2 with DAI Tier-1 (own-website binary) and corresponding interactions. M4b augments M2 with DAI Tier-2 (% sales received via electronic payment, 2025 BREADY only) and corresponding interactions. All HC1 robust standard errors. Significance: † p &lt; 0.10, * p &lt; 0.05, ** p &lt; 0.01, *** p &lt; 0.001. Controls (ln(Employees), firm age, foreign ownership) included but suppressed for space.</w:t>
+      </w:r>
+    </w:p>
+    <w:p>
+      <w:pPr>
+        <w:pStyle w:val="BodyText"/>
       </w:pPr>
       <w:r>
         <w:drawing>
           <wp:inline>
             <wp:extent cx="5753100" cy="4032177"/>
             <wp:effectExtent b="0" l="0" r="0" t="0"/>
-            <wp:docPr descr="Figure 4. UPI rollout and Indian institutional shocks, 2014-2025." title="" id="48" name="Picture"/>
+            <wp:docPr descr="Figure 4. UPI rollout and Indian institutional shocks, 2014-2025." title="" id="49" name="Picture"/>
             <a:graphic>
               <a:graphicData uri="http://schemas.openxmlformats.org/drawingml/2006/picture">
                 <pic:pic>
                   <pic:nvPicPr>
-                    <pic:cNvPr descr="/home/user/MY_THESIS_PHD_CANDIDATE_26/p9_india/replication/figures/figure_4_upi_timeline.png" id="49" name="Picture"/>
+                    <pic:cNvPr descr="/home/user/MY_THESIS_PHD_CANDIDATE_26/p9_india/replication/figures/figure_4_upi_timeline.png" id="50" name="Picture"/>
                     <pic:cNvPicPr>
                       <a:picLocks noChangeArrowheads="1" noChangeAspect="1"/>
                     </pic:cNvPicPr>
                   </pic:nvPicPr>
                   <pic:blipFill>
-                    <a:blip r:embed="rId47"/>
+                    <a:blip r:embed="rId48"/>
                     <a:stretch>
                       <a:fillRect/>
                     </a:stretch>
@@ -4845,17 +4803,12 @@
           </wp:inline>
         </w:drawing>
       </w:r>
-    </w:p>
-    <w:p>
-      <w:pPr>
-        <w:pStyle w:val="ImageCaption"/>
-      </w:pPr>
-      <w:r>
-        <w:t xml:space="preserve">Figure 4. UPI rollout and Indian institutional shocks, 2014-2025.</w:t>
-      </w:r>
-    </w:p>
-    <w:bookmarkEnd w:id="50"/>
-    <w:bookmarkStart w:id="51" w:name="robustness-checks"/>
+      <w:r>
+        <w:t xml:space="preserve">{width=6.5in}</w:t>
+      </w:r>
+    </w:p>
+    <w:bookmarkEnd w:id="51"/>
+    <w:bookmarkStart w:id="52" w:name="X7b68f907ed55e65a2ee44288bf21fafeaedb955"/>
     <w:p>
       <w:pPr>
         <w:pStyle w:val="Heading3"/>
@@ -5009,18 +4962,18 @@
     <w:tbl>
       <w:tblPr>
         <w:tblStyle w:val="Table"/>
-        <w:tblW w:type="pct" w:w="5000"/>
+        <w:tblW w:type="auto" w:w="0"/>
         <w:tblLook w:firstRow="1" w:lastRow="0" w:firstColumn="0" w:lastColumn="0" w:noHBand="0" w:noVBand="0" w:val="0020"/>
         <w:jc w:val="start"/>
       </w:tblPr>
       <w:tblGrid>
-        <w:gridCol w:w="913"/>
-        <w:gridCol w:w="1218"/>
-        <w:gridCol w:w="1218"/>
-        <w:gridCol w:w="1218"/>
-        <w:gridCol w:w="1218"/>
-        <w:gridCol w:w="1218"/>
-        <w:gridCol w:w="913"/>
+        <w:gridCol w:w="1131"/>
+        <w:gridCol w:w="1131"/>
+        <w:gridCol w:w="1131"/>
+        <w:gridCol w:w="1131"/>
+        <w:gridCol w:w="1131"/>
+        <w:gridCol w:w="1131"/>
+        <w:gridCol w:w="1131"/>
       </w:tblGrid>
       <w:tr>
         <w:trPr>
@@ -6911,25 +6864,12 @@
           <w:iCs/>
           <w:i/>
         </w:rPr>
-        <w:t xml:space="preserve">Note: HC1 robust standard errors used throughout. Significance: † p &lt; 0.10,</w:t>
-      </w:r>
-      <w:r>
-        <w:rPr>
-          <w:iCs/>
-          <w:i/>
-        </w:rPr>
-        <w:t xml:space="preserve"> </w:t>
-      </w:r>
-      <w:r>
-        <w:t xml:space="preserve"> </w:t>
-      </w:r>
-      <w:r>
-        <w:t xml:space="preserve">p &lt; 0.05, ** p &lt; 0.01, *** p &lt; 0.001. Inv-U? column indicates whether Lind–Mehlum (2010) joint U-test supports inverted-U at the 5 % level. Manufacturing classification uses ISIC Rev 3.1 codes 15–37 for 2014 PICS3 and ISIC Rev 4 codes 10–33 for 2022 BEE and 2025 BREADY. R4 uses standardised labour productivity in levels (z-score within wave) as the dependent variable.*</w:t>
-      </w:r>
-    </w:p>
-    <w:bookmarkEnd w:id="51"/>
+        <w:t xml:space="preserve">Note: HC1 robust standard errors used throughout. Significance: † p &lt; 0.10, * p &lt; 0.05, ** p &lt; 0.01, *** p &lt; 0.001. Inv-U? column indicates whether Lind–Mehlum (2010) joint U-test supports inverted-U at the 5 % level. Manufacturing classification uses ISIC Rev 3.1 codes 15–37 for 2014 PICS3 and ISIC Rev 4 codes 10–33 for 2022 BEE and 2025 BREADY. R4 uses standardised labour productivity in levels (z-score within wave) as the dependent variable.</w:t>
+      </w:r>
+    </w:p>
     <w:bookmarkEnd w:id="52"/>
-    <w:bookmarkStart w:id="59" w:name="discussion"/>
+    <w:bookmarkEnd w:id="53"/>
+    <w:bookmarkStart w:id="60" w:name="X735612638e4e736e4693e459c258977262c0dfc"/>
     <w:p>
       <w:pPr>
         <w:pStyle w:val="Heading2"/>
@@ -6938,7 +6878,7 @@
         <w:t xml:space="preserve">5. Discussion</w:t>
       </w:r>
     </w:p>
-    <w:bookmarkStart w:id="53" w:name="X7b7b7455b0f7d9fdb0ac28ca20dbbe2e1cce1d1"/>
+    <w:bookmarkStart w:id="54" w:name="Xc19094a4c16362caac43b24a1cfd1e566bed788"/>
     <w:p>
       <w:pPr>
         <w:pStyle w:val="Heading3"/>
@@ -6979,8 +6919,8 @@
         <w:t xml:space="preserve">The five robustness specifications reported in Section 4.6 reinforce the structural interpretation. The manufacturing-only sub-sample confirms the cross-wave shift with Paternoster z-tests within 12 per cent of full-sample magnitudes. This rules out service-firm composition as a driver. The trimmed-FSTS specification rules out extreme exporter influence. The size sub-sample analysis reveals a finer nuance. The 2014 inverted-U was concentrated in larger firms (employees ≥ 100). The pattern extended to smaller firms only by 2022 before collapsing for both segments in 2025. This pattern is consistent with the documented broadening of SME exporter participation under the 2014 to 2020 export-promotion policy expansion, followed by its post-2020 reversal under Atmanirbhar Bharat. The pattern is not consistent with a measurement-induced collapse.</w:t>
       </w:r>
     </w:p>
-    <w:bookmarkEnd w:id="53"/>
-    <w:bookmarkStart w:id="54" w:name="X29c10bc63ed9896d416ece5f4226f380bd34cf0"/>
+    <w:bookmarkEnd w:id="54"/>
+    <w:bookmarkStart w:id="55" w:name="X5aa2e568177abc248bc73a150f5dd80385661c2"/>
     <w:p>
       <w:pPr>
         <w:pStyle w:val="Heading3"/>
@@ -6994,15 +6934,15 @@
         <w:pStyle w:val="FirstParagraph"/>
       </w:pPr>
       <w:r>
-        <w:t xml:space="preserve">The H4b refutation is theoretically more informative than a successful confirmation would have been. UPI Tier-2 adoption interacts negatively with export intensity (FSTS × DAI_epay = −4.02, p = 0.004 HC1). This is the opposite of what the developmental-state substitution hypothesis predicts. A complementarity interpretation is proposed. Public digital infrastructure substitutes for private capability only when the public infrastructure is purpose-aligned with the firm’s productive activity. UPI is purpose-aligned for domestic transactions. It operates on rupee rails, requires Aadhaar-anchored KYC for counterparties resident in India, and integrates with the domestic banking system rather than international correspondent networks. Exporters require a different infrastructure stack: SWIFT for cross-border messaging, correspondent banking for settlement, trade finance for working capital across long shipping cycles, export-credit insurance, and forward-exchange facilities for hedging.</w:t>
-      </w:r>
-    </w:p>
-    <w:p>
-      <w:pPr>
-        <w:pStyle w:val="BodyText"/>
-      </w:pPr>
-      <w:r>
-        <w:t xml:space="preserve">Aschauer (1989) studies highways and Donaldson (2018) studies railroads. Both document large productivity returns to purpose-aligned public infrastructure for domestic commerce. The present finding is the symmetric negative case. Public infrastructure that is not purpose-aligned with the firm’s productive activity does not deliver productivity returns. It may even substitute attention away from the cross-border infrastructure investment that exporters actually need. The negative interaction estimated here is plausibly driven both by selection (firms with high domestic-customer share rely more on UPI and are mechanically less export-intensive) and by behavioural substitution (the salience of domestic digital infrastructure may reduce firm attention to the export-finance stack). Disentangling these requires firm-level panel data with UPI-adoption timing. This is a worthwhile extension that the present cross-sectional design cannot resolve.</w:t>
+        <w:t xml:space="preserve">The H4b refutation is theoretically more informative than a successful confirmation would have been. UPI Tier-2 adoption interacts negatively with export intensity (FSTS × DAI_epay = −4.02, p = 0.004 HC1). This is the opposite of what the developmental-state substitution hypothesis predicts. A complementarity interpretation is proposed. Public digital infrastructure substitutes for private capability only when the public infrastructure is purpose-aligned with the firm's productive activity. UPI is purpose-aligned for domestic transactions. It operates on rupee rails, requires Aadhaar-anchored KYC for counterparties resident in India, and integrates with the domestic banking system rather than international correspondent networks. Exporters require a different infrastructure stack: SWIFT for cross-border messaging, correspondent banking for settlement, trade finance for working capital across long shipping cycles, export-credit insurance, and forward-exchange facilities for hedging.</w:t>
+      </w:r>
+    </w:p>
+    <w:p>
+      <w:pPr>
+        <w:pStyle w:val="BodyText"/>
+      </w:pPr>
+      <w:r>
+        <w:t xml:space="preserve">Aschauer (1989) studies highways and Donaldson (2018) studies railroads. Both document large productivity returns to purpose-aligned public infrastructure for domestic commerce. The present finding is the symmetric negative case. Public infrastructure that is not purpose-aligned with the firm's productive activity does not deliver productivity returns. It may even substitute attention away from the cross-border infrastructure investment that exporters actually need. The negative interaction estimated here is plausibly driven both by selection (firms with high domestic-customer share rely more on UPI and are mechanically less export-intensive) and by behavioural substitution (the salience of domestic digital infrastructure may reduce firm attention to the export-finance stack). Disentangling these requires firm-level panel data with UPI-adoption timing. This is a worthwhile extension that the present cross-sectional design cannot resolve.</w:t>
       </w:r>
     </w:p>
     <w:p>
@@ -7013,8 +6953,8 @@
         <w:t xml:space="preserve">A potential endogeneity concern deserves explicit acknowledgement. Among firms in 2025 with high DAI_epay, the export-intensity distribution is mechanically truncated downward. Firms whose customers are foreign do not pay via UPI, so high UPI share and high export share are inversely related in the data-generating process itself. The negative interaction estimated here may partly reflect this mechanical inverse correlation rather than a behavioural mechanism. The H4b refutation is treated as suggestive rather than definitive. The complementarity interpretation is offered as the most theoretically coherent explanation. Causal validation requires either an instrumental variable for UPI adoption or a panel design that observes within-firm UPI uptake.</w:t>
       </w:r>
     </w:p>
-    <w:bookmarkEnd w:id="54"/>
-    <w:bookmarkStart w:id="55" w:name="Xb471ce4af1c8388abd81e7c0b454c35c1bf71b5"/>
+    <w:bookmarkEnd w:id="55"/>
+    <w:bookmarkStart w:id="56" w:name="Xfb124a5024cf96d638b9a68daad9b3c0689502a"/>
     <w:p>
       <w:pPr>
         <w:pStyle w:val="Heading3"/>
@@ -7031,8 +6971,8 @@
         <w:t xml:space="preserve">The Technological Capability Index operates as a positive level-shifter in 2014 (β = +0.12, p &lt; 0.0001) and 2022 (β = +0.19, p &lt; 0.0001), supporting H3a. In 2025, the TCI main effect flips to negative (β = −0.08, p &lt; 0.0001) and the FSTS × TCI interaction becomes positive and significant (β = +0.20, p = 0.03), supporting H3b. The pattern is consistent with the Mizik and Jacobson (2003) strategic emphasis trade-off. When policy incentives redirect technological capability investment toward domestic manufacturing (PLI), firms accumulating TCI primarily for domestic ends experience competing demands on the same internal resources. This suppresses the productivity returns that TCI delivered when capability accumulation was indifferent to export orientation. The positive FSTS × TCI interaction in 2025 indicates that TCI continues to deliver returns specifically to firms that maintain high export orientation. This is the subset for whom capability investment remains export-aligned. The result reinforces the broader institutional argument that under far-reaching strategic redirection, even firm-level capability constructs behave differently.</w:t>
       </w:r>
     </w:p>
-    <w:bookmarkEnd w:id="55"/>
-    <w:bookmarkStart w:id="56" w:name="X59962a5bf251ba78cbeff78982c479ec97bb9fa"/>
+    <w:bookmarkEnd w:id="56"/>
+    <w:bookmarkStart w:id="57" w:name="Xba25a0532df081593fbba6823962c8a78aab254"/>
     <w:p>
       <w:pPr>
         <w:pStyle w:val="Heading3"/>
@@ -7046,43 +6986,7 @@
         <w:pStyle w:val="FirstParagraph"/>
       </w:pPr>
       <w:r>
-        <w:t xml:space="preserve">For Indian SME export-promotion policy, the empirical disappearance of the inverted-U turning point in 2025 requires recalibration of any prior policy benchmarks. Export-intensity targets calibrated to the 2014 productivity peak (FSTS ≈ 60 per cent) or to the 2022 productivity peak (FSTS ≈ 41 per cent) are no longer empirically defensible for the 2025 institutional environment. The post-2025 policy question is not</w:t>
-      </w:r>
-      <w:r>
-        <w:t xml:space="preserve"> </w:t>
-      </w:r>
-      <w:r>
-        <w:t xml:space="preserve">“</w:t>
-      </w:r>
-      <w:r>
-        <w:t xml:space="preserve">what is the optimal export intensity?</w:t>
-      </w:r>
-      <w:r>
-        <w:t xml:space="preserve">”</w:t>
-      </w:r>
-      <w:r>
-        <w:t xml:space="preserve"> </w:t>
-      </w:r>
-      <w:r>
-        <w:t xml:space="preserve">but</w:t>
-      </w:r>
-      <w:r>
-        <w:t xml:space="preserve"> </w:t>
-      </w:r>
-      <w:r>
-        <w:t xml:space="preserve">“</w:t>
-      </w:r>
-      <w:r>
-        <w:t xml:space="preserve">under what institutional conditions does an optimum re-emerge?</w:t>
-      </w:r>
-      <w:r>
-        <w:t xml:space="preserve">”</w:t>
-      </w:r>
-      <w:r>
-        <w:t xml:space="preserve"> </w:t>
-      </w:r>
-      <w:r>
-        <w:t xml:space="preserve">Restoring institutional predictability is logically prior to setting export-intensity targets. This includes stable tariff schedules, predictable input-import policy, and stable cross-border financial infrastructure.</w:t>
+        <w:t xml:space="preserve">For Indian SME export-promotion policy, the empirical disappearance of the inverted-U turning point in 2025 requires recalibration of any prior policy benchmarks. Export-intensity targets calibrated to the 2014 productivity peak (FSTS ≈ 60 per cent) or to the 2022 productivity peak (FSTS ≈ 41 per cent) are no longer empirically defensible for the 2025 institutional environment. The post-2025 policy question is not "what is the optimal export intensity?" but "under what institutional conditions does an optimum re-emerge?" Restoring institutional predictability is logically prior to setting export-intensity targets. This includes stable tariff schedules, predictable input-import policy, and stable cross-border financial infrastructure.</w:t>
       </w:r>
     </w:p>
     <w:p>
@@ -7101,8 +7005,8 @@
         <w:t xml:space="preserve">For the PLI scheme, the TCI sign reversal in 2025 raises a strategic-coherence concern. PLI incentivises capability accumulation for domestic manufacturing scale. The empirical record suggests this is currently in tension with the productivity returns that capability accumulation traditionally delivered to exporters. Policy design that simultaneously rewards export expansion and domestic capability accumulation, without forcing trade-offs between them, would be more compatible with the observed firm-level production function.</w:t>
       </w:r>
     </w:p>
-    <w:bookmarkEnd w:id="56"/>
-    <w:bookmarkStart w:id="57" w:name="theoretical-contributions"/>
+    <w:bookmarkEnd w:id="57"/>
+    <w:bookmarkStart w:id="58" w:name="X6fb952f48fe7386a51cacff4bb40301fd98916c"/>
     <w:p>
       <w:pPr>
         <w:pStyle w:val="Heading3"/>
@@ -7132,7 +7036,7 @@
         <w:pStyle w:val="BodyText"/>
       </w:pPr>
       <w:r>
-        <w:t xml:space="preserve">Secondly, the H4b refutation refines the developmental-state literature on public digital infrastructure (Aschauer, 1989; Donaldson, 2018). Public infrastructure substitutes for private capability only when purpose-aligned with the firm’s productive activity. The Indian case shows that public domestic-rupee infrastructure (UPI) and cross-border export infrastructure are complements, not substitutes, in the export production function. The institutional-design implication is that scaling one without the other produces no exporter productivity gain.</w:t>
+        <w:t xml:space="preserve">Secondly, the H4b refutation refines the developmental-state literature on public digital infrastructure (Aschauer, 1989; Donaldson, 2018). Public infrastructure substitutes for private capability only when purpose-aligned with the firm's productive activity. The Indian case shows that public domestic-rupee infrastructure (UPI) and cross-border export infrastructure are complements, not substitutes, in the export production function. The institutional-design implication is that scaling one without the other produces no exporter productivity gain.</w:t>
       </w:r>
     </w:p>
     <w:p>
@@ -7143,8 +7047,8 @@
         <w:t xml:space="preserve">Thirdly, the TCI sign reversal under post-PLI strategic redirection extends the strategic emphasis literature (Mizik and Jacobson, 2003) into the international business setting. Capability constructs that are theoretically stable across contexts (absorptive capacity, dynamic capability) may exhibit context-dependent operating signs when major policy incentives redirect the strategic use of those capabilities. This is a finer-grained challenge to capability-based theories than the standard heterogeneity-by-context point.</w:t>
       </w:r>
     </w:p>
-    <w:bookmarkEnd w:id="57"/>
-    <w:bookmarkStart w:id="58" w:name="boundary-conditions-and-scope"/>
+    <w:bookmarkEnd w:id="58"/>
+    <w:bookmarkStart w:id="59" w:name="X5106f0fe7d7b3d0e8858d892c327902f1f4cfd1"/>
     <w:p>
       <w:pPr>
         <w:pStyle w:val="Heading3"/>
@@ -7161,9 +7065,9 @@
         <w:t xml:space="preserve">The findings are bounded in five ways. Firstly, the three waves are independent cross-sections rather than within-firm panels. Within-firm causal claims are not supported. Secondly, the 2014, 2022, and 2025 instruments are not identical. However, the monotone trajectory across the 2022 bridge supports a structural rather than artifactual interpretation. Thirdly, DAI Tier-2 is measured only in 2025, restricting Tier-1-versus-Tier-2 comparisons to the post-UPI wave. Fourthly, standard errors are heteroscedasticity-robust (HC1) in the primary specification and state-clustered (approximately 24 clusters) in the robustness specification. With this cluster count, the asymptotic justification for cluster-robust inference is borderline. Wild cluster bootstrap (Cameron et al., 2008; MacKinnon and Webb, 2017) would tighten inference in revision. Fifthly, the DAI_epay endogeneity concern noted in Section 5.2 remains unresolved and qualifies the H4b reinterpretation.</w:t>
       </w:r>
     </w:p>
-    <w:bookmarkEnd w:id="58"/>
     <w:bookmarkEnd w:id="59"/>
-    <w:bookmarkStart w:id="60" w:name="limitations-and-future-research"/>
+    <w:bookmarkEnd w:id="60"/>
+    <w:bookmarkStart w:id="61" w:name="Xf3d63d3bef15b3e862b66ed5bd48a577996a1bc"/>
     <w:p>
       <w:pPr>
         <w:pStyle w:val="Heading2"/>
@@ -7185,7 +7089,7 @@
         <w:pStyle w:val="BodyText"/>
       </w:pPr>
       <w:r>
-        <w:t xml:space="preserve">Firstly, this study employs repeated cross-sections across three waves. A within-firm panel design for India, feasible via the partially matched firms across the 2014 and 2022 WBES waves, would identify whether the threshold collapse operates through firm-level evolution or through composition effects. The firm-level evolution interpretation holds that the same firm’s productivity-export relationship changes. The composition effect interpretation holds that different firms enter and exit the analytic sample with different I-P profiles. The distinction has direct policy implications. Firm-evolution-driven collapse implies firm-level adaptation policy. Composition-driven collapse implies industry-rebalancing policy.</w:t>
+        <w:t xml:space="preserve">Firstly, this study employs repeated cross-sections across three waves. A within-firm panel design for India, feasible via the partially matched firms across the 2014 and 2022 WBES waves, would identify whether the threshold collapse operates through firm-level evolution or through composition effects. The firm-level evolution interpretation holds that the same firm's productivity-export relationship changes. The composition effect interpretation holds that different firms enter and exit the analytic sample with different I-P profiles. The distinction has direct policy implications. Firm-evolution-driven collapse implies firm-level adaptation policy. Composition-driven collapse implies industry-rebalancing policy.</w:t>
       </w:r>
     </w:p>
     <w:p>
@@ -7201,7 +7105,7 @@
         <w:pStyle w:val="BodyText"/>
       </w:pPr>
       <w:r>
-        <w:t xml:space="preserve">Thirdly, the authors’ prior work (Authors, 2025) examined top-management-team moderators of a linear DOI-performance relationship in a matched sub-sample of 380 Indian firms. The two studies are complementary. The prior work characterises managerial mechanisms operating within the firm. The present study characterises institutional mechanisms operating on the firm. A unified treatment of TMT moderation and institutional scope conditions, feasible if the matched panel can be expanded, would address both the within-firm and the between-environment determinants of the I-P relationship.</w:t>
+        <w:t xml:space="preserve">Thirdly, the authors' prior work (Authors, 2025) examined top-management-team moderators of a linear DOI-performance relationship in a matched sub-sample of 380 Indian firms. The two studies are complementary. The prior work characterises managerial mechanisms operating within the firm. The present study characterises institutional mechanisms operating on the firm. A unified treatment of TMT moderation and institutional scope conditions, feasible if the matched panel can be expanded, would address both the within-firm and the between-environment determinants of the I-P relationship.</w:t>
       </w:r>
     </w:p>
     <w:p>
@@ -7211,8 +7115,8 @@
         </w:pict>
       </w:r>
     </w:p>
-    <w:bookmarkEnd w:id="60"/>
-    <w:bookmarkStart w:id="61" w:name="acknowledgements"/>
+    <w:bookmarkEnd w:id="61"/>
+    <w:bookmarkStart w:id="62" w:name="acknowledgements"/>
     <w:p>
       <w:pPr>
         <w:pStyle w:val="Heading2"/>
@@ -7237,8 +7141,8 @@
         <w:t xml:space="preserve">The authors also acknowledge an earlier related work (Authors, 2025) which examined top-management-team moderators on the linear internationalisation–performance relationship in a matched sub-sample of 380 Indian firms. The present manuscript adopts a different theoretical lens (the institutions-based view), empirical specification (quadratic inverted-U), and research question (threshold durability) using the full WBES samples. The two studies are intended to be complementary rather than overlapping.</w:t>
       </w:r>
     </w:p>
-    <w:bookmarkEnd w:id="61"/>
-    <w:bookmarkStart w:id="62" w:name="conflict-of-interest"/>
+    <w:bookmarkEnd w:id="62"/>
+    <w:bookmarkStart w:id="63" w:name="conflict-of-interest"/>
     <w:p>
       <w:pPr>
         <w:pStyle w:val="Heading2"/>
@@ -7255,8 +7159,8 @@
         <w:t xml:space="preserve">The authors declare no conflict of interest.</w:t>
       </w:r>
     </w:p>
-    <w:bookmarkEnd w:id="62"/>
-    <w:bookmarkStart w:id="63" w:name="funding"/>
+    <w:bookmarkEnd w:id="63"/>
+    <w:bookmarkStart w:id="64" w:name="funding"/>
     <w:p>
       <w:pPr>
         <w:pStyle w:val="Heading2"/>
@@ -7273,8 +7177,8 @@
         <w:t xml:space="preserve">This research received no specific grant from any funding agency in the public, commercial, or not-for-profit sectors.</w:t>
       </w:r>
     </w:p>
-    <w:bookmarkEnd w:id="63"/>
-    <w:bookmarkStart w:id="64" w:name="data-availability-statement"/>
+    <w:bookmarkEnd w:id="64"/>
+    <w:bookmarkStart w:id="65" w:name="data-availability-statement"/>
     <w:p>
       <w:pPr>
         <w:pStyle w:val="Heading2"/>
@@ -7288,11 +7192,28 @@
         <w:pStyle w:val="FirstParagraph"/>
       </w:pPr>
       <w:r>
-        <w:t xml:space="preserve">WBES India 2014, 2022, and 2025 microdata are publicly available via https://www.enterprisesurveys.org subject to World Bank registration. Replication materials are available from the corresponding author upon reasonable request and may be shared to the extent permitted by the WBES Data Access Protocol. These materials include the harmonisation protocol across PICS3, BEE intermediate, and BREADY schemas, Stata do files, variable-construction code, and model specifications.</w:t>
-      </w:r>
-    </w:p>
-    <w:bookmarkEnd w:id="64"/>
-    <w:bookmarkStart w:id="65" w:name="X799c23334c5944d058eaf15944a1408ff96b683"/>
+        <w:t xml:space="preserve">WBES India 2014, 2022, and 2025 microdata are publicly available via</w:t>
+      </w:r>
+      <w:r>
+        <w:t xml:space="preserve"> </w:t>
+      </w:r>
+      <w:hyperlink r:id="rId32">
+        <w:r>
+          <w:rPr>
+            <w:rStyle w:val="Hyperlink"/>
+          </w:rPr>
+          <w:t xml:space="preserve">https://www.enterprisesurveys.org</w:t>
+        </w:r>
+      </w:hyperlink>
+      <w:r>
+        <w:t xml:space="preserve"> </w:t>
+      </w:r>
+      <w:r>
+        <w:t xml:space="preserve">subject to World Bank registration. Replication materials are available from the corresponding author upon reasonable request and may be shared to the extent permitted by the WBES Data Access Protocol. These materials include the harmonisation protocol across PICS3, BEE intermediate, and BREADY schemas, Stata do files, variable-construction code, and model specifications.</w:t>
+      </w:r>
+    </w:p>
+    <w:bookmarkEnd w:id="65"/>
+    <w:bookmarkStart w:id="66" w:name="X799c23334c5944d058eaf15944a1408ff96b683"/>
     <w:p>
       <w:pPr>
         <w:pStyle w:val="Heading2"/>
@@ -7316,13 +7237,31 @@
         </w:pict>
       </w:r>
     </w:p>
-    <w:bookmarkEnd w:id="65"/>
-    <w:bookmarkStart w:id="66" w:name="references"/>
+    <w:bookmarkEnd w:id="66"/>
+    <w:bookmarkStart w:id="67" w:name="ethics-approval"/>
     <w:p>
       <w:pPr>
         <w:pStyle w:val="Heading2"/>
       </w:pPr>
       <w:r>
+        <w:t xml:space="preserve">Ethics approval</w:t>
+      </w:r>
+    </w:p>
+    <w:p>
+      <w:pPr>
+        <w:pStyle w:val="FirstParagraph"/>
+      </w:pPr>
+      <w:r>
+        <w:t xml:space="preserve">This study analyses secondary, de-identified, publicly available firm-level survey data (World Bank Enterprise Surveys) and did not involve human participants or animals; ethics approval was not required.</w:t>
+      </w:r>
+    </w:p>
+    <w:bookmarkEnd w:id="67"/>
+    <w:bookmarkStart w:id="69" w:name="references"/>
+    <w:p>
+      <w:pPr>
+        <w:pStyle w:val="Heading2"/>
+      </w:pPr>
+      <w:r>
         <w:t xml:space="preserve">References</w:t>
       </w:r>
     </w:p>
@@ -7331,22 +7270,7 @@
         <w:pStyle w:val="FirstParagraph"/>
       </w:pPr>
       <w:r>
-        <w:t xml:space="preserve">Aschauer, D.A. (1989),</w:t>
-      </w:r>
-      <w:r>
-        <w:t xml:space="preserve"> </w:t>
-      </w:r>
-      <w:r>
-        <w:t xml:space="preserve">“</w:t>
-      </w:r>
-      <w:r>
-        <w:t xml:space="preserve">Is public expenditure productive?</w:t>
-      </w:r>
-      <w:r>
-        <w:t xml:space="preserve">”</w:t>
-      </w:r>
-      <w:r>
-        <w:t xml:space="preserve">,</w:t>
+        <w:t xml:space="preserve">Aschauer, D.A. (1989), "Is public expenditure productive?",</w:t>
       </w:r>
       <w:r>
         <w:t xml:space="preserve"> </w:t>
@@ -7359,30 +7283,15 @@
         <w:t xml:space="preserve">Journal of Monetary Economics</w:t>
       </w:r>
       <w:r>
-        <w:t xml:space="preserve">, Vol. 23 No. 2, pp. 177–200.</w:t>
-      </w:r>
-    </w:p>
-    <w:p>
-      <w:pPr>
-        <w:pStyle w:val="BodyText"/>
-      </w:pPr>
-      <w:r>
-        <w:t xml:space="preserve">Banalieva, E.R., Eddleston, K.A. and Zellweger, T.M. (2017),</w:t>
-      </w:r>
-      <w:r>
-        <w:t xml:space="preserve"> </w:t>
-      </w:r>
-      <w:r>
-        <w:t xml:space="preserve">“</w:t>
-      </w:r>
-      <w:r>
-        <w:t xml:space="preserve">When do family firms have an advantage in transitioning economies? Toward a dynamic institution-based view</w:t>
-      </w:r>
-      <w:r>
-        <w:t xml:space="preserve">”</w:t>
-      </w:r>
-      <w:r>
-        <w:t xml:space="preserve">,</w:t>
+        <w:t xml:space="preserve">, Vol. 23 No. 2, pp. 177–200.</w:t>
+      </w:r>
+    </w:p>
+    <w:p>
+      <w:pPr>
+        <w:pStyle w:val="BodyText"/>
+      </w:pPr>
+      <w:r>
+        <w:t xml:space="preserve">Banalieva, E.R., Eddleston, K.A. and Zellweger, T.M. (2017), "When do family firms have an advantage in transitioning economies? Toward a dynamic institution-based view",</w:t>
       </w:r>
       <w:r>
         <w:t xml:space="preserve"> </w:t>
@@ -7395,30 +7304,15 @@
         <w:t xml:space="preserve">Strategic Management Journal</w:t>
       </w:r>
       <w:r>
-        <w:t xml:space="preserve">, Vol. 38 No. 4, pp. 800–824.</w:t>
-      </w:r>
-    </w:p>
-    <w:p>
-      <w:pPr>
-        <w:pStyle w:val="BodyText"/>
-      </w:pPr>
-      <w:r>
-        <w:t xml:space="preserve">Burgess, R. and Pande, R. (2005),</w:t>
-      </w:r>
-      <w:r>
-        <w:t xml:space="preserve"> </w:t>
-      </w:r>
-      <w:r>
-        <w:t xml:space="preserve">“</w:t>
-      </w:r>
-      <w:r>
-        <w:t xml:space="preserve">Do rural banks matter? Evidence from the Indian social banking experiment</w:t>
-      </w:r>
-      <w:r>
-        <w:t xml:space="preserve">”</w:t>
-      </w:r>
-      <w:r>
-        <w:t xml:space="preserve">,</w:t>
+        <w:t xml:space="preserve">, Vol. 38 No. 4, pp. 800–824.</w:t>
+      </w:r>
+    </w:p>
+    <w:p>
+      <w:pPr>
+        <w:pStyle w:val="BodyText"/>
+      </w:pPr>
+      <w:r>
+        <w:t xml:space="preserve">Burgess, R. and Pande, R. (2005), "Do rural banks matter? Evidence from the Indian social banking experiment",</w:t>
       </w:r>
       <w:r>
         <w:t xml:space="preserve"> </w:t>
@@ -7431,30 +7325,15 @@
         <w:t xml:space="preserve">American Economic Review</w:t>
       </w:r>
       <w:r>
-        <w:t xml:space="preserve">, Vol. 95 No. 3, pp. 780–795.</w:t>
-      </w:r>
-    </w:p>
-    <w:p>
-      <w:pPr>
-        <w:pStyle w:val="BodyText"/>
-      </w:pPr>
-      <w:r>
-        <w:t xml:space="preserve">Cameron, A.C., Gelbach, J.B. and Miller, D.L. (2008),</w:t>
-      </w:r>
-      <w:r>
-        <w:t xml:space="preserve"> </w:t>
-      </w:r>
-      <w:r>
-        <w:t xml:space="preserve">“</w:t>
-      </w:r>
-      <w:r>
-        <w:t xml:space="preserve">Bootstrap-based improvements for inference with clustered errors</w:t>
-      </w:r>
-      <w:r>
-        <w:t xml:space="preserve">”</w:t>
-      </w:r>
-      <w:r>
-        <w:t xml:space="preserve">,</w:t>
+        <w:t xml:space="preserve">, Vol. 95 No. 3, pp. 780–795.</w:t>
+      </w:r>
+    </w:p>
+    <w:p>
+      <w:pPr>
+        <w:pStyle w:val="BodyText"/>
+      </w:pPr>
+      <w:r>
+        <w:t xml:space="preserve">Cameron, A.C., Gelbach, J.B. and Miller, D.L. (2008), "Bootstrap-based improvements for inference with clustered errors",</w:t>
       </w:r>
       <w:r>
         <w:t xml:space="preserve"> </w:t>
@@ -7467,30 +7346,15 @@
         <w:t xml:space="preserve">Review of Economics and Statistics</w:t>
       </w:r>
       <w:r>
-        <w:t xml:space="preserve">, Vol. 90 No. 3, pp. 414–427.</w:t>
-      </w:r>
-    </w:p>
-    <w:p>
-      <w:pPr>
-        <w:pStyle w:val="BodyText"/>
-      </w:pPr>
-      <w:r>
-        <w:t xml:space="preserve">Chittoor, R., Sarkar, M.B., Ray, S. and Aulakh, P.S. (2009),</w:t>
-      </w:r>
-      <w:r>
-        <w:t xml:space="preserve"> </w:t>
-      </w:r>
-      <w:r>
-        <w:t xml:space="preserve">“</w:t>
-      </w:r>
-      <w:r>
-        <w:t xml:space="preserve">Third-world copycats to emerging multinationals: institutional changes and organizational transformation in the Indian pharmaceutical industry</w:t>
-      </w:r>
-      <w:r>
-        <w:t xml:space="preserve">”</w:t>
-      </w:r>
-      <w:r>
-        <w:t xml:space="preserve">,</w:t>
+        <w:t xml:space="preserve">, Vol. 90 No. 3, pp. 414–427.</w:t>
+      </w:r>
+    </w:p>
+    <w:p>
+      <w:pPr>
+        <w:pStyle w:val="BodyText"/>
+      </w:pPr>
+      <w:r>
+        <w:t xml:space="preserve">Chittoor, R., Sarkar, M.B., Ray, S. and Aulakh, P.S. (2009), "Third-world copycats to emerging multinationals: institutional changes and organizational transformation in the Indian pharmaceutical industry",</w:t>
       </w:r>
       <w:r>
         <w:t xml:space="preserve"> </w:t>
@@ -7503,30 +7367,15 @@
         <w:t xml:space="preserve">Organization Science</w:t>
       </w:r>
       <w:r>
-        <w:t xml:space="preserve">, Vol. 20 No. 1, pp. 187–205.</w:t>
-      </w:r>
-    </w:p>
-    <w:p>
-      <w:pPr>
-        <w:pStyle w:val="BodyText"/>
-      </w:pPr>
-      <w:r>
-        <w:t xml:space="preserve">Chodorow-Reich, G., Gopinath, G., Mishra, P. and Narayanan, A. (2020),</w:t>
-      </w:r>
-      <w:r>
-        <w:t xml:space="preserve"> </w:t>
-      </w:r>
-      <w:r>
-        <w:t xml:space="preserve">“</w:t>
-      </w:r>
-      <w:r>
-        <w:t xml:space="preserve">Cash and the economy: evidence from India’s demonetization</w:t>
-      </w:r>
-      <w:r>
-        <w:t xml:space="preserve">”</w:t>
-      </w:r>
-      <w:r>
-        <w:t xml:space="preserve">,</w:t>
+        <w:t xml:space="preserve">, Vol. 20 No. 1, pp. 187–205.</w:t>
+      </w:r>
+    </w:p>
+    <w:p>
+      <w:pPr>
+        <w:pStyle w:val="BodyText"/>
+      </w:pPr>
+      <w:r>
+        <w:t xml:space="preserve">Chodorow-Reich, G., Gopinath, G., Mishra, P. and Narayanan, A. (2020), "Cash and the economy: evidence from India's demonetization",</w:t>
       </w:r>
       <w:r>
         <w:t xml:space="preserve"> </w:t>
@@ -7539,30 +7388,15 @@
         <w:t xml:space="preserve">Quarterly Journal of Economics</w:t>
       </w:r>
       <w:r>
-        <w:t xml:space="preserve">, Vol. 135 No. 1, pp. 57–103.</w:t>
-      </w:r>
-    </w:p>
-    <w:p>
-      <w:pPr>
-        <w:pStyle w:val="BodyText"/>
-      </w:pPr>
-      <w:r>
-        <w:t xml:space="preserve">Cohen, W.M. and Levinthal, D.A. (1990),</w:t>
-      </w:r>
-      <w:r>
-        <w:t xml:space="preserve"> </w:t>
-      </w:r>
-      <w:r>
-        <w:t xml:space="preserve">“</w:t>
-      </w:r>
-      <w:r>
-        <w:t xml:space="preserve">Absorptive capacity: a new perspective on learning and innovation</w:t>
-      </w:r>
-      <w:r>
-        <w:t xml:space="preserve">”</w:t>
-      </w:r>
-      <w:r>
-        <w:t xml:space="preserve">,</w:t>
+        <w:t xml:space="preserve">, Vol. 135 No. 1, pp. 57–103.</w:t>
+      </w:r>
+    </w:p>
+    <w:p>
+      <w:pPr>
+        <w:pStyle w:val="BodyText"/>
+      </w:pPr>
+      <w:r>
+        <w:t xml:space="preserve">Cohen, W.M. and Levinthal, D.A. (1990), "Absorptive capacity: a new perspective on learning and innovation",</w:t>
       </w:r>
       <w:r>
         <w:t xml:space="preserve"> </w:t>
@@ -7575,30 +7409,15 @@
         <w:t xml:space="preserve">Administrative Science Quarterly</w:t>
       </w:r>
       <w:r>
-        <w:t xml:space="preserve">, Vol. 35 No. 1, pp. 128–152.</w:t>
-      </w:r>
-    </w:p>
-    <w:p>
-      <w:pPr>
-        <w:pStyle w:val="BodyText"/>
-      </w:pPr>
-      <w:r>
-        <w:t xml:space="preserve">Contractor, F.J. (2007),</w:t>
-      </w:r>
-      <w:r>
-        <w:t xml:space="preserve"> </w:t>
-      </w:r>
-      <w:r>
-        <w:t xml:space="preserve">“</w:t>
-      </w:r>
-      <w:r>
-        <w:t xml:space="preserve">Is international business good for companies? The evolutionary or multi-stage theory of internationalization vs. the transaction cost perspective</w:t>
-      </w:r>
-      <w:r>
-        <w:t xml:space="preserve">”</w:t>
-      </w:r>
-      <w:r>
-        <w:t xml:space="preserve">,</w:t>
+        <w:t xml:space="preserve">, Vol. 35 No. 1, pp. 128–152.</w:t>
+      </w:r>
+    </w:p>
+    <w:p>
+      <w:pPr>
+        <w:pStyle w:val="BodyText"/>
+      </w:pPr>
+      <w:r>
+        <w:t xml:space="preserve">Contractor, F.J. (2007), "Is international business good for companies? The evolutionary or multi-stage theory of internationalization vs. the transaction cost perspective",</w:t>
       </w:r>
       <w:r>
         <w:t xml:space="preserve"> </w:t>
@@ -7611,30 +7430,15 @@
         <w:t xml:space="preserve">Management International Review</w:t>
       </w:r>
       <w:r>
-        <w:t xml:space="preserve">, Vol. 47 No. 3, pp. 453–475.</w:t>
-      </w:r>
-    </w:p>
-    <w:p>
-      <w:pPr>
-        <w:pStyle w:val="BodyText"/>
-      </w:pPr>
-      <w:r>
-        <w:t xml:space="preserve">Contractor, F.J., Kumar, V. and Kundu, S.K. (2007),</w:t>
-      </w:r>
-      <w:r>
-        <w:t xml:space="preserve"> </w:t>
-      </w:r>
-      <w:r>
-        <w:t xml:space="preserve">“</w:t>
-      </w:r>
-      <w:r>
-        <w:t xml:space="preserve">Nature of the relationship between international expansion and performance: the case of emerging market firms</w:t>
-      </w:r>
-      <w:r>
-        <w:t xml:space="preserve">”</w:t>
-      </w:r>
-      <w:r>
-        <w:t xml:space="preserve">,</w:t>
+        <w:t xml:space="preserve">, Vol. 47 No. 3, pp. 453–475.</w:t>
+      </w:r>
+    </w:p>
+    <w:p>
+      <w:pPr>
+        <w:pStyle w:val="BodyText"/>
+      </w:pPr>
+      <w:r>
+        <w:t xml:space="preserve">Contractor, F.J., Kumar, V. and Kundu, S.K. (2007), "Nature of the relationship between international expansion and performance: the case of emerging market firms",</w:t>
       </w:r>
       <w:r>
         <w:t xml:space="preserve"> </w:t>
@@ -7647,30 +7451,15 @@
         <w:t xml:space="preserve">Journal of World Business</w:t>
       </w:r>
       <w:r>
-        <w:t xml:space="preserve">, Vol. 42 No. 4, pp. 401–417.</w:t>
-      </w:r>
-    </w:p>
-    <w:p>
-      <w:pPr>
-        <w:pStyle w:val="BodyText"/>
-      </w:pPr>
-      <w:r>
-        <w:t xml:space="preserve">Cuervo-Cazurra, A. (2012),</w:t>
-      </w:r>
-      <w:r>
-        <w:t xml:space="preserve"> </w:t>
-      </w:r>
-      <w:r>
-        <w:t xml:space="preserve">“</w:t>
-      </w:r>
-      <w:r>
-        <w:t xml:space="preserve">Extending theory by analyzing developing country multinational companies: solving the goldilocks debate</w:t>
-      </w:r>
-      <w:r>
-        <w:t xml:space="preserve">”</w:t>
-      </w:r>
-      <w:r>
-        <w:t xml:space="preserve">,</w:t>
+        <w:t xml:space="preserve">, Vol. 42 No. 4, pp. 401–417.</w:t>
+      </w:r>
+    </w:p>
+    <w:p>
+      <w:pPr>
+        <w:pStyle w:val="BodyText"/>
+      </w:pPr>
+      <w:r>
+        <w:t xml:space="preserve">Cuervo-Cazurra, A. (2012), "Extending theory by analyzing developing country multinational companies: solving the goldilocks debate",</w:t>
       </w:r>
       <w:r>
         <w:t xml:space="preserve"> </w:t>
@@ -7683,7 +7472,7 @@
         <w:t xml:space="preserve">Global Strategy Journal</w:t>
       </w:r>
       <w:r>
-        <w:t xml:space="preserve">, Vol. 2 No. 3, pp. 153–167.</w:t>
+        <w:t xml:space="preserve">, Vol. 2 No. 3, pp. 153–167.</w:t>
       </w:r>
     </w:p>
     <w:p>
@@ -7699,22 +7488,7 @@
         <w:pStyle w:val="BodyText"/>
       </w:pPr>
       <w:r>
-        <w:t xml:space="preserve">Donaldson, D. (2018),</w:t>
-      </w:r>
-      <w:r>
-        <w:t xml:space="preserve"> </w:t>
-      </w:r>
-      <w:r>
-        <w:t xml:space="preserve">“</w:t>
-      </w:r>
-      <w:r>
-        <w:t xml:space="preserve">Railroads of the Raj: estimating the impact of transportation infrastructure</w:t>
-      </w:r>
-      <w:r>
-        <w:t xml:space="preserve">”</w:t>
-      </w:r>
-      <w:r>
-        <w:t xml:space="preserve">,</w:t>
+        <w:t xml:space="preserve">Donaldson, D. (2018), "Railroads of the Raj: estimating the impact of transportation infrastructure",</w:t>
       </w:r>
       <w:r>
         <w:t xml:space="preserve"> </w:t>
@@ -7727,30 +7501,15 @@
         <w:t xml:space="preserve">American Economic Review</w:t>
       </w:r>
       <w:r>
-        <w:t xml:space="preserve">, Vol. 108 No. 4–5, pp. 899–934.</w:t>
-      </w:r>
-    </w:p>
-    <w:p>
-      <w:pPr>
-        <w:pStyle w:val="BodyText"/>
-      </w:pPr>
-      <w:r>
-        <w:t xml:space="preserve">Elango, B. and Pattnaik, C. (2007),</w:t>
-      </w:r>
-      <w:r>
-        <w:t xml:space="preserve"> </w:t>
-      </w:r>
-      <w:r>
-        <w:t xml:space="preserve">“</w:t>
-      </w:r>
-      <w:r>
-        <w:t xml:space="preserve">Building capabilities for international operations through networks: a study of Indian firms</w:t>
-      </w:r>
-      <w:r>
-        <w:t xml:space="preserve">”</w:t>
-      </w:r>
-      <w:r>
-        <w:t xml:space="preserve">,</w:t>
+        <w:t xml:space="preserve">, Vol. 108 No. 4–5, pp. 899–934.</w:t>
+      </w:r>
+    </w:p>
+    <w:p>
+      <w:pPr>
+        <w:pStyle w:val="BodyText"/>
+      </w:pPr>
+      <w:r>
+        <w:t xml:space="preserve">Elango, B. and Pattnaik, C. (2007), "Building capabilities for international operations through networks: a study of Indian firms",</w:t>
       </w:r>
       <w:r>
         <w:t xml:space="preserve"> </w:t>
@@ -7763,30 +7522,15 @@
         <w:t xml:space="preserve">Journal of International Business Studies</w:t>
       </w:r>
       <w:r>
-        <w:t xml:space="preserve">, Vol. 38 No. 4, pp. 541–555.</w:t>
-      </w:r>
-    </w:p>
-    <w:p>
-      <w:pPr>
-        <w:pStyle w:val="BodyText"/>
-      </w:pPr>
-      <w:r>
-        <w:t xml:space="preserve">Hambrick, D.C. and Mason, P.A. (1984),</w:t>
-      </w:r>
-      <w:r>
-        <w:t xml:space="preserve"> </w:t>
-      </w:r>
-      <w:r>
-        <w:t xml:space="preserve">“</w:t>
-      </w:r>
-      <w:r>
-        <w:t xml:space="preserve">Upper echelons: the organization as a reflection of its top managers</w:t>
-      </w:r>
-      <w:r>
-        <w:t xml:space="preserve">”</w:t>
-      </w:r>
-      <w:r>
-        <w:t xml:space="preserve">,</w:t>
+        <w:t xml:space="preserve">, Vol. 38 No. 4, pp. 541–555.</w:t>
+      </w:r>
+    </w:p>
+    <w:p>
+      <w:pPr>
+        <w:pStyle w:val="BodyText"/>
+      </w:pPr>
+      <w:r>
+        <w:t xml:space="preserve">Hambrick, D.C. and Mason, P.A. (1984), "Upper echelons: the organization as a reflection of its top managers",</w:t>
       </w:r>
       <w:r>
         <w:t xml:space="preserve"> </w:t>
@@ -7799,30 +7543,15 @@
         <w:t xml:space="preserve">Academy of Management Review</w:t>
       </w:r>
       <w:r>
-        <w:t xml:space="preserve">, Vol. 9 No. 2, pp. 193–206.</w:t>
-      </w:r>
-    </w:p>
-    <w:p>
-      <w:pPr>
-        <w:pStyle w:val="BodyText"/>
-      </w:pPr>
-      <w:r>
-        <w:t xml:space="preserve">Hennart, J.F. (2007),</w:t>
-      </w:r>
-      <w:r>
-        <w:t xml:space="preserve"> </w:t>
-      </w:r>
-      <w:r>
-        <w:t xml:space="preserve">“</w:t>
-      </w:r>
-      <w:r>
-        <w:t xml:space="preserve">The theoretical rationale for a multinationality-performance relationship</w:t>
-      </w:r>
-      <w:r>
-        <w:t xml:space="preserve">”</w:t>
-      </w:r>
-      <w:r>
-        <w:t xml:space="preserve">,</w:t>
+        <w:t xml:space="preserve">, Vol. 9 No. 2, pp. 193–206.</w:t>
+      </w:r>
+    </w:p>
+    <w:p>
+      <w:pPr>
+        <w:pStyle w:val="BodyText"/>
+      </w:pPr>
+      <w:r>
+        <w:t xml:space="preserve">Hennart, J.F. (2007), "The theoretical rationale for a multinationality-performance relationship",</w:t>
       </w:r>
       <w:r>
         <w:t xml:space="preserve"> </w:t>
@@ -7835,48 +7564,15 @@
         <w:t xml:space="preserve">Management International Review</w:t>
       </w:r>
       <w:r>
-        <w:t xml:space="preserve">, Vol. 47 No. 3, pp. 423–452.</w:t>
-      </w:r>
-    </w:p>
-    <w:p>
-      <w:pPr>
-        <w:pStyle w:val="BodyText"/>
-      </w:pPr>
-      <w:r>
-        <w:t xml:space="preserve">Hutzschenreuter, T., Kleindienst, I., Sarkar Sengupta, A. and Verbeke, A. (2026),</w:t>
-      </w:r>
-      <w:r>
-        <w:t xml:space="preserve"> </w:t>
-      </w:r>
-      <w:r>
-        <w:t xml:space="preserve">“</w:t>
-      </w:r>
-      <w:r>
-        <w:t xml:space="preserve">The performance effects of</w:t>
-      </w:r>
-      <w:r>
-        <w:t xml:space="preserve"> </w:t>
-      </w:r>
-      <w:r>
-        <w:t xml:space="preserve">‘</w:t>
-      </w:r>
-      <w:r>
-        <w:t xml:space="preserve">added cultural distance</w:t>
-      </w:r>
-      <w:r>
-        <w:t xml:space="preserve">’</w:t>
-      </w:r>
-      <w:r>
-        <w:t xml:space="preserve"> </w:t>
-      </w:r>
-      <w:r>
-        <w:t xml:space="preserve">in multinational expansion paths: generalizable and contextual determinants</w:t>
-      </w:r>
-      <w:r>
-        <w:t xml:space="preserve">”</w:t>
-      </w:r>
-      <w:r>
-        <w:t xml:space="preserve">,</w:t>
+        <w:t xml:space="preserve">, Vol. 47 No. 3, pp. 423–452.</w:t>
+      </w:r>
+    </w:p>
+    <w:p>
+      <w:pPr>
+        <w:pStyle w:val="BodyText"/>
+      </w:pPr>
+      <w:r>
+        <w:t xml:space="preserve">Hutzschenreuter, T., Kleindienst, I., Sarkar Sengupta, A. and Verbeke, A. (2026), "The performance effects of 'added cultural distance' in multinational expansion paths: generalizable and contextual determinants",</w:t>
       </w:r>
       <w:r>
         <w:t xml:space="preserve"> </w:t>
@@ -7889,48 +7585,26 @@
         <w:t xml:space="preserve">Multinational Business Review</w:t>
       </w:r>
       <w:r>
-        <w:t xml:space="preserve">, available at: https://doi.org/10.1108/mbr-04-2025-0104</w:t>
-      </w:r>
-    </w:p>
-    <w:p>
-      <w:pPr>
-        <w:pStyle w:val="BodyText"/>
-      </w:pPr>
-      <w:r>
-        <w:t xml:space="preserve">Hutzschenreuter, T. and Voll, J.C. (2008),</w:t>
+        <w:t xml:space="preserve">, available at:</w:t>
       </w:r>
       <w:r>
         <w:t xml:space="preserve"> </w:t>
       </w:r>
-      <w:r>
-        <w:t xml:space="preserve">“</w:t>
-      </w:r>
-      <w:r>
-        <w:t xml:space="preserve">Performance effects of</w:t>
-      </w:r>
-      <w:r>
-        <w:t xml:space="preserve"> </w:t>
-      </w:r>
-      <w:r>
-        <w:t xml:space="preserve">‘</w:t>
-      </w:r>
-      <w:r>
-        <w:t xml:space="preserve">added cultural distance</w:t>
-      </w:r>
-      <w:r>
-        <w:t xml:space="preserve">’</w:t>
-      </w:r>
-      <w:r>
-        <w:t xml:space="preserve"> </w:t>
-      </w:r>
-      <w:r>
-        <w:t xml:space="preserve">in the path of international expansion</w:t>
-      </w:r>
-      <w:r>
-        <w:t xml:space="preserve">”</w:t>
-      </w:r>
-      <w:r>
-        <w:t xml:space="preserve">,</w:t>
+      <w:hyperlink r:id="rId68">
+        <w:r>
+          <w:rPr>
+            <w:rStyle w:val="Hyperlink"/>
+          </w:rPr>
+          <w:t xml:space="preserve">https://doi.org/10.1108/mbr-04-2025-0104</w:t>
+        </w:r>
+      </w:hyperlink>
+    </w:p>
+    <w:p>
+      <w:pPr>
+        <w:pStyle w:val="BodyText"/>
+      </w:pPr>
+      <w:r>
+        <w:t xml:space="preserve">Hutzschenreuter, T. and Voll, J.C. (2008), "Performance effects of ‘added cultural distance’ in the path of international expansion",</w:t>
       </w:r>
       <w:r>
         <w:t xml:space="preserve"> </w:t>
@@ -7943,30 +7617,15 @@
         <w:t xml:space="preserve">Journal of International Business Studies</w:t>
       </w:r>
       <w:r>
-        <w:t xml:space="preserve">, Vol. 39 No. 1, pp. 53–70.</w:t>
-      </w:r>
-    </w:p>
-    <w:p>
-      <w:pPr>
-        <w:pStyle w:val="BodyText"/>
-      </w:pPr>
-      <w:r>
-        <w:t xml:space="preserve">Johanson, J. and Vahlne, J.E. (1977),</w:t>
-      </w:r>
-      <w:r>
-        <w:t xml:space="preserve"> </w:t>
-      </w:r>
-      <w:r>
-        <w:t xml:space="preserve">“</w:t>
-      </w:r>
-      <w:r>
-        <w:t xml:space="preserve">The internationalization process of the firm, a model of knowledge development and increasing foreign market commitments</w:t>
-      </w:r>
-      <w:r>
-        <w:t xml:space="preserve">”</w:t>
-      </w:r>
-      <w:r>
-        <w:t xml:space="preserve">,</w:t>
+        <w:t xml:space="preserve">, Vol. 39 No. 1, pp. 53–70.</w:t>
+      </w:r>
+    </w:p>
+    <w:p>
+      <w:pPr>
+        <w:pStyle w:val="BodyText"/>
+      </w:pPr>
+      <w:r>
+        <w:t xml:space="preserve">Johanson, J. and Vahlne, J.E. (1977), "The internationalization process of the firm, a model of knowledge development and increasing foreign market commitments",</w:t>
       </w:r>
       <w:r>
         <w:t xml:space="preserve"> </w:t>
@@ -7979,30 +7638,15 @@
         <w:t xml:space="preserve">Journal of International Business Studies</w:t>
       </w:r>
       <w:r>
-        <w:t xml:space="preserve">, Vol. 8 No. 1, pp. 23–32.</w:t>
-      </w:r>
-    </w:p>
-    <w:p>
-      <w:pPr>
-        <w:pStyle w:val="BodyText"/>
-      </w:pPr>
-      <w:r>
-        <w:t xml:space="preserve">Lind, J.T. and Mehlum, H. (2010),</w:t>
-      </w:r>
-      <w:r>
-        <w:t xml:space="preserve"> </w:t>
-      </w:r>
-      <w:r>
-        <w:t xml:space="preserve">“</w:t>
-      </w:r>
-      <w:r>
-        <w:t xml:space="preserve">With or without U? The appropriate test for a U-shaped relationship</w:t>
-      </w:r>
-      <w:r>
-        <w:t xml:space="preserve">”</w:t>
-      </w:r>
-      <w:r>
-        <w:t xml:space="preserve">,</w:t>
+        <w:t xml:space="preserve">, Vol. 8 No. 1, pp. 23–32.</w:t>
+      </w:r>
+    </w:p>
+    <w:p>
+      <w:pPr>
+        <w:pStyle w:val="BodyText"/>
+      </w:pPr>
+      <w:r>
+        <w:t xml:space="preserve">Lind, J.T. and Mehlum, H. (2010), "With or without U? The appropriate test for a U-shaped relationship",</w:t>
       </w:r>
       <w:r>
         <w:t xml:space="preserve"> </w:t>
@@ -8015,30 +7659,15 @@
         <w:t xml:space="preserve">Oxford Bulletin of Economics and Statistics</w:t>
       </w:r>
       <w:r>
-        <w:t xml:space="preserve">, Vol. 72 No. 1, pp. 109–118.</w:t>
-      </w:r>
-    </w:p>
-    <w:p>
-      <w:pPr>
-        <w:pStyle w:val="BodyText"/>
-      </w:pPr>
-      <w:r>
-        <w:t xml:space="preserve">Lu, J.W. and Beamish, P.W. (2004),</w:t>
-      </w:r>
-      <w:r>
-        <w:t xml:space="preserve"> </w:t>
-      </w:r>
-      <w:r>
-        <w:t xml:space="preserve">“</w:t>
-      </w:r>
-      <w:r>
-        <w:t xml:space="preserve">International diversification and firm performance: the S-curve hypothesis</w:t>
-      </w:r>
-      <w:r>
-        <w:t xml:space="preserve">”</w:t>
-      </w:r>
-      <w:r>
-        <w:t xml:space="preserve">,</w:t>
+        <w:t xml:space="preserve">, Vol. 72 No. 1, pp. 109–118.</w:t>
+      </w:r>
+    </w:p>
+    <w:p>
+      <w:pPr>
+        <w:pStyle w:val="BodyText"/>
+      </w:pPr>
+      <w:r>
+        <w:t xml:space="preserve">Lu, J.W. and Beamish, P.W. (2004), "International diversification and firm performance: the S-curve hypothesis",</w:t>
       </w:r>
       <w:r>
         <w:t xml:space="preserve"> </w:t>
@@ -8051,30 +7680,15 @@
         <w:t xml:space="preserve">Academy of Management Journal</w:t>
       </w:r>
       <w:r>
-        <w:t xml:space="preserve">, Vol. 47 No. 4, pp. 598–609.</w:t>
-      </w:r>
-    </w:p>
-    <w:p>
-      <w:pPr>
-        <w:pStyle w:val="BodyText"/>
-      </w:pPr>
-      <w:r>
-        <w:t xml:space="preserve">MacKinnon, J.G. and Webb, M.D. (2017),</w:t>
-      </w:r>
-      <w:r>
-        <w:t xml:space="preserve"> </w:t>
-      </w:r>
-      <w:r>
-        <w:t xml:space="preserve">“</w:t>
-      </w:r>
-      <w:r>
-        <w:t xml:space="preserve">Wild bootstrap inference for wildly different cluster sizes</w:t>
-      </w:r>
-      <w:r>
-        <w:t xml:space="preserve">”</w:t>
-      </w:r>
-      <w:r>
-        <w:t xml:space="preserve">,</w:t>
+        <w:t xml:space="preserve">, Vol. 47 No. 4, pp. 598–609.</w:t>
+      </w:r>
+    </w:p>
+    <w:p>
+      <w:pPr>
+        <w:pStyle w:val="BodyText"/>
+      </w:pPr>
+      <w:r>
+        <w:t xml:space="preserve">MacKinnon, J.G. and Webb, M.D. (2017), "Wild bootstrap inference for wildly different cluster sizes",</w:t>
       </w:r>
       <w:r>
         <w:t xml:space="preserve"> </w:t>
@@ -8087,30 +7701,15 @@
         <w:t xml:space="preserve">Journal of Applied Econometrics</w:t>
       </w:r>
       <w:r>
-        <w:t xml:space="preserve">, Vol. 32 No. 2, pp. 233–254.</w:t>
-      </w:r>
-    </w:p>
-    <w:p>
-      <w:pPr>
-        <w:pStyle w:val="BodyText"/>
-      </w:pPr>
-      <w:r>
-        <w:t xml:space="preserve">Marano, V., Arregle, J.L., Hitt, M.A., Spadafora, E. and van Essen, M. (2016),</w:t>
-      </w:r>
-      <w:r>
-        <w:t xml:space="preserve"> </w:t>
-      </w:r>
-      <w:r>
-        <w:t xml:space="preserve">“</w:t>
-      </w:r>
-      <w:r>
-        <w:t xml:space="preserve">Home country institutions and the internationalization-performance relationship: a meta-analytic review</w:t>
-      </w:r>
-      <w:r>
-        <w:t xml:space="preserve">”</w:t>
-      </w:r>
-      <w:r>
-        <w:t xml:space="preserve">,</w:t>
+        <w:t xml:space="preserve">, Vol. 32 No. 2, pp. 233–254.</w:t>
+      </w:r>
+    </w:p>
+    <w:p>
+      <w:pPr>
+        <w:pStyle w:val="BodyText"/>
+      </w:pPr>
+      <w:r>
+        <w:t xml:space="preserve">Marano, V., Arregle, J.L., Hitt, M.A., Spadafora, E. and van Essen, M. (2016), "Home country institutions and the internationalization-performance relationship: a meta-analytic review",</w:t>
       </w:r>
       <w:r>
         <w:t xml:space="preserve"> </w:t>
@@ -8123,30 +7722,15 @@
         <w:t xml:space="preserve">Journal of Management</w:t>
       </w:r>
       <w:r>
-        <w:t xml:space="preserve">, Vol. 42 No. 5, pp. 1075–1110.</w:t>
-      </w:r>
-    </w:p>
-    <w:p>
-      <w:pPr>
-        <w:pStyle w:val="BodyText"/>
-      </w:pPr>
-      <w:r>
-        <w:t xml:space="preserve">Mizik, N. and Jacobson, R. (2003),</w:t>
-      </w:r>
-      <w:r>
-        <w:t xml:space="preserve"> </w:t>
-      </w:r>
-      <w:r>
-        <w:t xml:space="preserve">“</w:t>
-      </w:r>
-      <w:r>
-        <w:t xml:space="preserve">Trading off between value creation and value appropriation: the financial implications of shifts in strategic emphasis</w:t>
-      </w:r>
-      <w:r>
-        <w:t xml:space="preserve">”</w:t>
-      </w:r>
-      <w:r>
-        <w:t xml:space="preserve">,</w:t>
+        <w:t xml:space="preserve">, Vol. 42 No. 5, pp. 1075–1110.</w:t>
+      </w:r>
+    </w:p>
+    <w:p>
+      <w:pPr>
+        <w:pStyle w:val="BodyText"/>
+      </w:pPr>
+      <w:r>
+        <w:t xml:space="preserve">Mizik, N. and Jacobson, R. (2003), "Trading off between value creation and value appropriation: the financial implications of shifts in strategic emphasis",</w:t>
       </w:r>
       <w:r>
         <w:t xml:space="preserve"> </w:t>
@@ -8159,7 +7743,7 @@
         <w:t xml:space="preserve">Journal of Marketing</w:t>
       </w:r>
       <w:r>
-        <w:t xml:space="preserve">, Vol. 67 No. 1, pp. 63–76.</w:t>
+        <w:t xml:space="preserve">, Vol. 67 No. 1, pp. 63–76.</w:t>
       </w:r>
     </w:p>
     <w:p>
@@ -8188,22 +7772,7 @@
         <w:pStyle w:val="BodyText"/>
       </w:pPr>
       <w:r>
-        <w:t xml:space="preserve">Paternoster, R., Brame, R., Mazerolle, P. and Piquero, A. (1998),</w:t>
-      </w:r>
-      <w:r>
-        <w:t xml:space="preserve"> </w:t>
-      </w:r>
-      <w:r>
-        <w:t xml:space="preserve">“</w:t>
-      </w:r>
-      <w:r>
-        <w:t xml:space="preserve">Using the correct statistical test for the equality of regression coefficients</w:t>
-      </w:r>
-      <w:r>
-        <w:t xml:space="preserve">”</w:t>
-      </w:r>
-      <w:r>
-        <w:t xml:space="preserve">,</w:t>
+        <w:t xml:space="preserve">Paternoster, R., Brame, R., Mazerolle, P. and Piquero, A. (1998), "Using the correct statistical test for the equality of regression coefficients",</w:t>
       </w:r>
       <w:r>
         <w:t xml:space="preserve"> </w:t>
@@ -8216,30 +7785,15 @@
         <w:t xml:space="preserve">Criminology</w:t>
       </w:r>
       <w:r>
-        <w:t xml:space="preserve">, Vol. 36 No. 4, pp. 859–866.</w:t>
-      </w:r>
-    </w:p>
-    <w:p>
-      <w:pPr>
-        <w:pStyle w:val="BodyText"/>
-      </w:pPr>
-      <w:r>
-        <w:t xml:space="preserve">Peng, M.W., Wang, D.Y.L. and Jiang, Y. (2008),</w:t>
-      </w:r>
-      <w:r>
-        <w:t xml:space="preserve"> </w:t>
-      </w:r>
-      <w:r>
-        <w:t xml:space="preserve">“</w:t>
-      </w:r>
-      <w:r>
-        <w:t xml:space="preserve">An institution-based view of international business strategy: a focus on emerging economies</w:t>
-      </w:r>
-      <w:r>
-        <w:t xml:space="preserve">”</w:t>
-      </w:r>
-      <w:r>
-        <w:t xml:space="preserve">,</w:t>
+        <w:t xml:space="preserve">, Vol. 36 No. 4, pp. 859–866.</w:t>
+      </w:r>
+    </w:p>
+    <w:p>
+      <w:pPr>
+        <w:pStyle w:val="BodyText"/>
+      </w:pPr>
+      <w:r>
+        <w:t xml:space="preserve">Peng, M.W., Wang, D.Y.L. and Jiang, Y. (2008), "An institution-based view of international business strategy: a focus on emerging economies",</w:t>
       </w:r>
       <w:r>
         <w:t xml:space="preserve"> </w:t>
@@ -8252,30 +7806,15 @@
         <w:t xml:space="preserve">Journal of International Business Studies</w:t>
       </w:r>
       <w:r>
-        <w:t xml:space="preserve">, Vol. 39 No. 5, pp. 920–936.</w:t>
-      </w:r>
-    </w:p>
-    <w:p>
-      <w:pPr>
-        <w:pStyle w:val="BodyText"/>
-      </w:pPr>
-      <w:r>
-        <w:t xml:space="preserve">Peng, M.W., Sun, S.L., Pinkham, B. and Chen, H. (2009),</w:t>
-      </w:r>
-      <w:r>
-        <w:t xml:space="preserve"> </w:t>
-      </w:r>
-      <w:r>
-        <w:t xml:space="preserve">“</w:t>
-      </w:r>
-      <w:r>
-        <w:t xml:space="preserve">The institution-based view as a third leg for a strategy tripod</w:t>
-      </w:r>
-      <w:r>
-        <w:t xml:space="preserve">”</w:t>
-      </w:r>
-      <w:r>
-        <w:t xml:space="preserve">,</w:t>
+        <w:t xml:space="preserve">, Vol. 39 No. 5, pp. 920–936.</w:t>
+      </w:r>
+    </w:p>
+    <w:p>
+      <w:pPr>
+        <w:pStyle w:val="BodyText"/>
+      </w:pPr>
+      <w:r>
+        <w:t xml:space="preserve">Peng, M.W., Sun, S.L., Pinkham, B. and Chen, H. (2009), "The institution-based view as a third leg for a strategy tripod",</w:t>
       </w:r>
       <w:r>
         <w:t xml:space="preserve"> </w:t>
@@ -8288,30 +7827,15 @@
         <w:t xml:space="preserve">Academy of Management Perspectives</w:t>
       </w:r>
       <w:r>
-        <w:t xml:space="preserve">, Vol. 23 No. 3, pp. 63–81.</w:t>
-      </w:r>
-    </w:p>
-    <w:p>
-      <w:pPr>
-        <w:pStyle w:val="BodyText"/>
-      </w:pPr>
-      <w:r>
-        <w:t xml:space="preserve">Singh, D.A. (2009),</w:t>
-      </w:r>
-      <w:r>
-        <w:t xml:space="preserve"> </w:t>
-      </w:r>
-      <w:r>
-        <w:t xml:space="preserve">“</w:t>
-      </w:r>
-      <w:r>
-        <w:t xml:space="preserve">Export performance of emerging market firms</w:t>
-      </w:r>
-      <w:r>
-        <w:t xml:space="preserve">”</w:t>
-      </w:r>
-      <w:r>
-        <w:t xml:space="preserve">,</w:t>
+        <w:t xml:space="preserve">, Vol. 23 No. 3, pp. 63–81.</w:t>
+      </w:r>
+    </w:p>
+    <w:p>
+      <w:pPr>
+        <w:pStyle w:val="BodyText"/>
+      </w:pPr>
+      <w:r>
+        <w:t xml:space="preserve">Singh, D.A. (2009), "Export performance of emerging market firms",</w:t>
       </w:r>
       <w:r>
         <w:t xml:space="preserve"> </w:t>
@@ -8324,30 +7848,15 @@
         <w:t xml:space="preserve">International Business Review</w:t>
       </w:r>
       <w:r>
-        <w:t xml:space="preserve">, Vol. 18 No. 4, pp. 321–330.</w:t>
-      </w:r>
-    </w:p>
-    <w:p>
-      <w:pPr>
-        <w:pStyle w:val="BodyText"/>
-      </w:pPr>
-      <w:r>
-        <w:t xml:space="preserve">Teece, D.J. (2007),</w:t>
-      </w:r>
-      <w:r>
-        <w:t xml:space="preserve"> </w:t>
-      </w:r>
-      <w:r>
-        <w:t xml:space="preserve">“</w:t>
-      </w:r>
-      <w:r>
-        <w:t xml:space="preserve">Explicating dynamic capabilities: the nature and microfoundations of (sustainable) enterprise performance</w:t>
-      </w:r>
-      <w:r>
-        <w:t xml:space="preserve">”</w:t>
-      </w:r>
-      <w:r>
-        <w:t xml:space="preserve">,</w:t>
+        <w:t xml:space="preserve">, Vol. 18 No. 4, pp. 321–330.</w:t>
+      </w:r>
+    </w:p>
+    <w:p>
+      <w:pPr>
+        <w:pStyle w:val="BodyText"/>
+      </w:pPr>
+      <w:r>
+        <w:t xml:space="preserve">Teece, D.J. (2007), "Explicating dynamic capabilities: the nature and microfoundations of (sustainable) enterprise performance",</w:t>
       </w:r>
       <w:r>
         <w:t xml:space="preserve"> </w:t>
@@ -8360,30 +7869,15 @@
         <w:t xml:space="preserve">Strategic Management Journal</w:t>
       </w:r>
       <w:r>
-        <w:t xml:space="preserve">, Vol. 28 No. 13, pp. 1319–1350.</w:t>
-      </w:r>
-    </w:p>
-    <w:p>
-      <w:pPr>
-        <w:pStyle w:val="BodyText"/>
-      </w:pPr>
-      <w:r>
-        <w:t xml:space="preserve">Verbeke, A. and Forootan, M.Z. (2012),</w:t>
-      </w:r>
-      <w:r>
-        <w:t xml:space="preserve"> </w:t>
-      </w:r>
-      <w:r>
-        <w:t xml:space="preserve">“</w:t>
-      </w:r>
-      <w:r>
-        <w:t xml:space="preserve">How good are multinationality–performance (M-P) empirical studies?</w:t>
-      </w:r>
-      <w:r>
-        <w:t xml:space="preserve">”</w:t>
-      </w:r>
-      <w:r>
-        <w:t xml:space="preserve">,</w:t>
+        <w:t xml:space="preserve">, Vol. 28 No. 13, pp. 1319–1350.</w:t>
+      </w:r>
+    </w:p>
+    <w:p>
+      <w:pPr>
+        <w:pStyle w:val="BodyText"/>
+      </w:pPr>
+      <w:r>
+        <w:t xml:space="preserve">Verbeke, A. and Forootan, M.Z. (2012), "How good are multinationality–performance (M-P) empirical studies?",</w:t>
       </w:r>
       <w:r>
         <w:t xml:space="preserve"> </w:t>
@@ -8396,30 +7890,15 @@
         <w:t xml:space="preserve">Global Strategy Journal</w:t>
       </w:r>
       <w:r>
-        <w:t xml:space="preserve">, Vol. 2 No. 4, pp. 332–344.</w:t>
-      </w:r>
-    </w:p>
-    <w:p>
-      <w:pPr>
-        <w:pStyle w:val="BodyText"/>
-      </w:pPr>
-      <w:r>
-        <w:t xml:space="preserve">Williamson, O.E. (2000),</w:t>
-      </w:r>
-      <w:r>
-        <w:t xml:space="preserve"> </w:t>
-      </w:r>
-      <w:r>
-        <w:t xml:space="preserve">“</w:t>
-      </w:r>
-      <w:r>
-        <w:t xml:space="preserve">The new institutional economics: taking stock, looking ahead</w:t>
-      </w:r>
-      <w:r>
-        <w:t xml:space="preserve">”</w:t>
-      </w:r>
-      <w:r>
-        <w:t xml:space="preserve">,</w:t>
+        <w:t xml:space="preserve">, Vol. 2 No. 4, pp. 332–344.</w:t>
+      </w:r>
+    </w:p>
+    <w:p>
+      <w:pPr>
+        <w:pStyle w:val="BodyText"/>
+      </w:pPr>
+      <w:r>
+        <w:t xml:space="preserve">Williamson, O.E. (2000), "The new institutional economics: taking stock, looking ahead",</w:t>
       </w:r>
       <w:r>
         <w:t xml:space="preserve"> </w:t>
@@ -8432,7 +7911,7 @@
         <w:t xml:space="preserve">Journal of Economic Literature</w:t>
       </w:r>
       <w:r>
-        <w:t xml:space="preserve">, Vol. 38 No. 3, pp. 595–613.</w:t>
+        <w:t xml:space="preserve">, Vol. 38 No. 3, pp. 595–613.</w:t>
       </w:r>
     </w:p>
     <w:p>
@@ -8442,8 +7921,8 @@
         </w:pict>
       </w:r>
     </w:p>
-    <w:bookmarkEnd w:id="66"/>
-    <w:bookmarkEnd w:id="67"/>
+    <w:bookmarkEnd w:id="69"/>
+    <w:bookmarkEnd w:id="70"/>
     <w:sectPr>
       <w:pgSz w:h="16838" w:w="11906"/>
       <w:pgMar w:bottom="1417" w:left="1417" w:right="1417" w:top="1417"/>
